--- a/tillsyn/A 22870-2026 tillsynsbegäran.docx
+++ b/tillsyn/A 22870-2026 tillsynsbegäran.docx
@@ -1167,7 +1167,7 @@
     <w:r>
       <w:tab/>
       <w:tab/>
-      <w:t>2026-06-30</w:t>
+      <w:t>2026-07-01</w:t>
       <w:br/>
       <w:br/>
     </w:r>

--- a/tillsyn/A 22870-2026 tillsynsbegäran.docx
+++ b/tillsyn/A 22870-2026 tillsynsbegäran.docx
@@ -1167,7 +1167,7 @@
     <w:r>
       <w:tab/>
       <w:tab/>
-      <w:t>2026-07-13</w:t>
+      <w:t>2026-07-14</w:t>
       <w:br/>
       <w:br/>
     </w:r>

--- a/tillsyn/A 22870-2026 tillsynsbegäran.docx
+++ b/tillsyn/A 22870-2026 tillsynsbegäran.docx
@@ -1167,7 +1167,7 @@
     <w:r>
       <w:tab/>
       <w:tab/>
-      <w:t>2026-07-14</w:t>
+      <w:t>2026-07-15</w:t>
       <w:br/>
       <w:br/>
     </w:r>

--- a/tillsyn/A 22870-2026 tillsynsbegäran.docx
+++ b/tillsyn/A 22870-2026 tillsynsbegäran.docx
@@ -1167,7 +1167,7 @@
     <w:r>
       <w:tab/>
       <w:tab/>
-      <w:t>2026-07-15</w:t>
+      <w:t>2026-07-16</w:t>
       <w:br/>
       <w:br/>
     </w:r>

--- a/tillsyn/A 22870-2026 tillsynsbegäran.docx
+++ b/tillsyn/A 22870-2026 tillsynsbegäran.docx
@@ -1167,7 +1167,7 @@
     <w:r>
       <w:tab/>
       <w:tab/>
-      <w:t>2026-07-16</w:t>
+      <w:t>2026-07-17</w:t>
       <w:br/>
       <w:br/>
     </w:r>

--- a/tillsyn/A 22870-2026 tillsynsbegäran.docx
+++ b/tillsyn/A 22870-2026 tillsynsbegäran.docx
@@ -1167,7 +1167,7 @@
     <w:r>
       <w:tab/>
       <w:tab/>
-      <w:t>2026-07-17</w:t>
+      <w:t>2026-07-18</w:t>
       <w:br/>
       <w:br/>
     </w:r>

--- a/tillsyn/A 22870-2026 tillsynsbegäran.docx
+++ b/tillsyn/A 22870-2026 tillsynsbegäran.docx
@@ -1167,7 +1167,7 @@
     <w:r>
       <w:tab/>
       <w:tab/>
-      <w:t>2026-07-18</w:t>
+      <w:t>2026-07-19</w:t>
       <w:br/>
       <w:br/>
     </w:r>

--- a/tillsyn/A 22870-2026 tillsynsbegäran.docx
+++ b/tillsyn/A 22870-2026 tillsynsbegäran.docx
@@ -1167,7 +1167,7 @@
     <w:r>
       <w:tab/>
       <w:tab/>
-      <w:t>2026-07-19</w:t>
+      <w:t>2026-07-20</w:t>
       <w:br/>
       <w:br/>
     </w:r>

--- a/tillsyn/A 22870-2026 tillsynsbegäran.docx
+++ b/tillsyn/A 22870-2026 tillsynsbegäran.docx
@@ -1167,7 +1167,7 @@
     <w:r>
       <w:tab/>
       <w:tab/>
-      <w:t>2026-07-20</w:t>
+      <w:t>2026-07-21</w:t>
       <w:br/>
       <w:br/>
     </w:r>

--- a/tillsyn/A 22870-2026 tillsynsbegäran.docx
+++ b/tillsyn/A 22870-2026 tillsynsbegäran.docx
@@ -1167,7 +1167,7 @@
     <w:r>
       <w:tab/>
       <w:tab/>
-      <w:t>2026-07-21</w:t>
+      <w:t>2026-07-22</w:t>
       <w:br/>
       <w:br/>
     </w:r>

--- a/tillsyn/A 22870-2026 tillsynsbegäran.docx
+++ b/tillsyn/A 22870-2026 tillsynsbegäran.docx
@@ -1167,7 +1167,7 @@
     <w:r>
       <w:tab/>
       <w:tab/>
-      <w:t>2026-07-22</w:t>
+      <w:t>2026-07-23</w:t>
       <w:br/>
       <w:br/>
     </w:r>

--- a/tillsyn/A 22870-2026 tillsynsbegäran.docx
+++ b/tillsyn/A 22870-2026 tillsynsbegäran.docx
@@ -1167,7 +1167,7 @@
     <w:r>
       <w:tab/>
       <w:tab/>
-      <w:t>2026-07-23</w:t>
+      <w:t>2026-07-24</w:t>
       <w:br/>
       <w:br/>
     </w:r>

--- a/tillsyn/A 22870-2026 tillsynsbegäran.docx
+++ b/tillsyn/A 22870-2026 tillsynsbegäran.docx
@@ -1167,7 +1167,7 @@
     <w:r>
       <w:tab/>
       <w:tab/>
-      <w:t>2026-07-24</w:t>
+      <w:t>2026-07-25</w:t>
       <w:br/>
       <w:br/>
     </w:r>

--- a/tillsyn/A 22870-2026 tillsynsbegäran.docx
+++ b/tillsyn/A 22870-2026 tillsynsbegäran.docx
@@ -1167,7 +1167,7 @@
     <w:r>
       <w:tab/>
       <w:tab/>
-      <w:t>2026-07-25</w:t>
+      <w:t>2026-07-26</w:t>
       <w:br/>
       <w:br/>
     </w:r>

--- a/tillsyn/A 22870-2026 tillsynsbegäran.docx
+++ b/tillsyn/A 22870-2026 tillsynsbegäran.docx
@@ -60,12 +60,12 @@
         <w:spacing w:after="240"/>
       </w:pPr>
       <w:r>
-        <w:t>Figur 1. Fyndplatser för naturvårdsarter i och inom 18 meter från avverkningsanmälan. Markörer utan svart kant är placerade på fyndplatsen. Markörer med svart kant är placerade vid sidan av fyndplatsen har ett svart streck som visar fyndplatsens exakta position. Kartans mittpunktskoordinat är N 6550489, E 467217 i SWEREF 99 TM.</w:t>
+        <w:t>Figur 1. Fyndplatser för naturvårdsarter i och inom 19 meter från avverkningsanmälan. Markörer utan svart kant är placerade på fyndplatsen. Markörer med svart kant är placerade vid sidan av fyndplatsen har ett svart streck som visar fyndplatsens exakta position. Kartans mittpunktskoordinat är N 6550489, E 467217 i SWEREF 99 TM.</w:t>
       </w:r>
     </w:p>
     <w:p>
       <w:r>
-        <w:t>I och inom 18 meter från avverkningsanmälan finns fynd av 13 naturvårdsarter, varav 5 är rödlistade, 11 är fridlysta, 6 är typiska (T) och 1 är signalart (S): tornseglare (VU, §4), dropptaggsvamp (NT, T), duvhök (NT, §4), enkelbeckasin (NT, §4), talltita (NT, §4), grönpyrola (S, T), nattskärra (T, §4), spillkråka (T, §4), tjäder (T, §4), tofsmes (T, §4), havsörn (§4), sångsvan (§4) och åkergroda (§4a). Se Figur 1.</w:t>
+        <w:t>I och inom 19 meter från avverkningsanmälan finns fynd av 13 naturvårdsarter, varav 5 är rödlistade, 11 är fridlysta, 6 är typiska (T) och 1 är signalart (S): tornseglare (VU, §4), dropptaggsvamp (NT, T), duvhök (NT, §4), enkelbeckasin (NT, §4), talltita (NT, §4), grönpyrola (S, T), nattskärra (T, §4), spillkråka (T, §4), tjäder (T, §4), tofsmes (T, §4), havsörn (§4), sångsvan (§4) och åkergroda (§4a). Se Figur 1.</w:t>
       </w:r>
     </w:p>
     <w:p>
@@ -1167,7 +1167,7 @@
     <w:r>
       <w:tab/>
       <w:tab/>
-      <w:t>2026-07-26</w:t>
+      <w:t>2026-07-27</w:t>
       <w:br/>
       <w:br/>
     </w:r>

--- a/tillsyn/A 22870-2026 tillsynsbegäran.docx
+++ b/tillsyn/A 22870-2026 tillsynsbegäran.docx
@@ -60,12 +60,12 @@
         <w:spacing w:after="240"/>
       </w:pPr>
       <w:r>
-        <w:t>Figur 1. Fyndplatser för naturvårdsarter i och inom 19 meter från avverkningsanmälan. Markörer utan svart kant är placerade på fyndplatsen. Markörer med svart kant är placerade vid sidan av fyndplatsen har ett svart streck som visar fyndplatsens exakta position. Kartans mittpunktskoordinat är N 6550489, E 467217 i SWEREF 99 TM.</w:t>
+        <w:t>Figur 1. Fyndplatser för naturvårdsarter i och inom 24 meter från avverkningsanmälan. Markörer utan svart kant är placerade på fyndplatsen. Markörer med svart kant är placerade vid sidan av fyndplatsen har ett svart streck som visar fyndplatsens exakta position. Kartans mittpunktskoordinat är N 6550489, E 467217 i SWEREF 99 TM.</w:t>
       </w:r>
     </w:p>
     <w:p>
       <w:r>
-        <w:t>I och inom 19 meter från avverkningsanmälan finns fynd av 13 naturvårdsarter, varav 5 är rödlistade, 11 är fridlysta, 6 är typiska (T) och 1 är signalart (S): tornseglare (VU, §4), dropptaggsvamp (NT, T), duvhök (NT, §4), enkelbeckasin (NT, §4), talltita (NT, §4), grönpyrola (S, T), nattskärra (T, §4), spillkråka (T, §4), tjäder (T, §4), tofsmes (T, §4), havsörn (§4), sångsvan (§4) och åkergroda (§4a). Se Figur 1.</w:t>
+        <w:t>I och inom 24 meter från avverkningsanmälan finns fynd av 13 naturvårdsarter, varav 5 är rödlistade, 11 är fridlysta, 6 är typiska (T) och 1 är signalart (S): tornseglare (VU, §4), dropptaggsvamp (NT, T), duvhök (NT, §4), enkelbeckasin (NT, §4), talltita (NT, §4), grönpyrola (S, T), nattskärra (T, §4), spillkråka (T, §4), tjäder (T, §4), tofsmes (T, §4), havsörn (§4), sångsvan (§4) och åkergroda (§4a). Se Figur 1.</w:t>
       </w:r>
     </w:p>
     <w:p>
@@ -1167,7 +1167,7 @@
     <w:r>
       <w:tab/>
       <w:tab/>
-      <w:t>2026-07-27</w:t>
+      <w:t>2026-07-28</w:t>
       <w:br/>
       <w:br/>
     </w:r>

--- a/tillsyn/A 22870-2026 tillsynsbegäran.docx
+++ b/tillsyn/A 22870-2026 tillsynsbegäran.docx
@@ -1167,7 +1167,7 @@
     <w:r>
       <w:tab/>
       <w:tab/>
-      <w:t>2026-07-28</w:t>
+      <w:t>2026-07-29</w:t>
       <w:br/>
       <w:br/>
     </w:r>

--- a/tillsyn/A 22870-2026 tillsynsbegäran.docx
+++ b/tillsyn/A 22870-2026 tillsynsbegäran.docx
@@ -22,7 +22,7 @@
       <w:r>
         <w:drawing>
           <wp:inline xmlns:a="http://schemas.openxmlformats.org/drawingml/2006/main" xmlns:pic="http://schemas.openxmlformats.org/drawingml/2006/picture">
-            <wp:extent cx="5486400" cy="5488286"/>
+            <wp:extent cx="5486400" cy="5447091"/>
             <wp:docPr id="1" name="Picture 1"/>
             <wp:cNvGraphicFramePr>
               <a:graphicFrameLocks noChangeAspect="1"/>
@@ -43,7 +43,7 @@
                   <pic:spPr>
                     <a:xfrm>
                       <a:off x="0" y="0"/>
-                      <a:ext cx="5486400" cy="5488286"/>
+                      <a:ext cx="5486400" cy="5447091"/>
                     </a:xfrm>
                     <a:prstGeom prst="rect"/>
                   </pic:spPr>
@@ -65,7 +65,7 @@
     </w:p>
     <w:p>
       <w:r>
-        <w:t>I och inom 24 meter från avverkningsanmälan finns fynd av 13 naturvårdsarter, varav 5 är rödlistade, 11 är fridlysta, 6 är typiska (T) och 1 är signalart (S): tornseglare (VU, §4), dropptaggsvamp (NT, T), duvhök (NT, §4), enkelbeckasin (NT, §4), talltita (NT, §4), grönpyrola (S, T), nattskärra (T, §4), spillkråka (T, §4), tjäder (T, §4), tofsmes (T, §4), havsörn (§4), sångsvan (§4) och åkergroda (§4a). Se Figur 1.</w:t>
+        <w:t>I och inom 24 meter från avverkningsanmälan finns fynd av 17 naturvårdsarter, varav 7 är rödlistade, 15 är fridlysta, 6 är typiska (T) och 1 är signalart (S): tornseglare (VU, §4), brunlångöra (NT, §4a), dropptaggsvamp (NT, T), duvhök (NT, §4), enkelbeckasin (NT, §4), nordfladdermus (NT, §4a), talltita (NT, §4), grönpyrola (S, T), nattskärra (T, §4), spillkråka (T, §4), tjäder (T, §4), tofsmes (T, §4), dvärgpipistrell (§4a), havsörn (§4), sångsvan (§4), vattenfladdermus (§4a) och åkergroda (§4a). Se Figur 1.</w:t>
       </w:r>
     </w:p>
     <w:p>
@@ -120,6 +120,35 @@
         <w:rPr>
           <w:b/>
         </w:rPr>
+        <w:t>Brunlångöra (NT, §4a)</w:t>
+      </w:r>
+      <w:r>
+        <w:t xml:space="preserve"> omfattas av bilaga 4 EU:s art- och habitatdirektiv vilket innebär att arten och dess livsmiljöer är strikt skyddade. Brunlångöra förekommer framförallt inne i relativt tät skog men födosöker också i trädgårdar, parker och hagar. Den har minskat med 17,5 (5–30) % under de senaste 21 åren och minskningstakten för den svenska populationen bedöms vara nära gränsvärdet för Sårbar (VU). (A2bc). Brunlångöra är typisk art för </w:t>
+      </w:r>
+      <w:r>
+        <w:rPr>
+          <w:i/>
+        </w:rPr>
+        <w:t>8310 Grottor</w:t>
+      </w:r>
+      <w:r>
+        <w:t xml:space="preserve"> och </w:t>
+      </w:r>
+      <w:r>
+        <w:rPr>
+          <w:i/>
+        </w:rPr>
+        <w:t>8330</w:t>
+      </w:r>
+      <w:r>
+        <w:t xml:space="preserve"> (SLU Artdatabanken, 2024).</w:t>
+      </w:r>
+    </w:p>
+    <w:p>
+      <w:r>
+        <w:rPr>
+          <w:b/>
+        </w:rPr>
         <w:t>Dropptaggsvamp (NT)</w:t>
       </w:r>
       <w:r>
@@ -151,6 +180,17 @@
         <w:rPr>
           <w:b/>
         </w:rPr>
+        <w:t>Nordfladdermus (NT, §4a)</w:t>
+      </w:r>
+      <w:r>
+        <w:t xml:space="preserve"> omfattas av bilaga 4 EU:s art- och habitatdirektiv vilket innebär ett strikt skydd där arten och dess livsmiljöer ska bevaras. Nordfladdermus föredrar variationsrik skog med förekomst av sjöar, vattendrag och våtmarker och hittas framförallt i halvöppna miljöer som trädbärande beteshagar och i kantzoner mellan skog och odlingsmark. Den undviker stora öppna områden som stora hyggen och större sammanhängande planteringar vilket minskar längden bryn och landskapets heterogenitet och därmed födotillgången och mängden lämpliga jaktplatser. Skogsbruksåtgärder som leder till minskad förekomst av äldre, gles skog och då särskilt tillgång på hålträd och träd med löst sittande bark kan leda till brist på koloniplatser och viloplatser. Nordfladdermus har minskat med 27,5 (5–50) % under de senaste 21 åren och minskningstakten för den svenska populationen bedöms vara nära gränsvärdet för Sårbar (VU). (A2bc) (SLU Artdatabanken, 2024; Skogsstyrelsen, 2016).</w:t>
+      </w:r>
+    </w:p>
+    <w:p>
+      <w:r>
+        <w:rPr>
+          <w:b/>
+        </w:rPr>
         <w:t>Talltita (NT, §4)</w:t>
       </w:r>
       <w:r>
@@ -289,10 +329,50 @@
         <w:rPr>
           <w:b/>
         </w:rPr>
+        <w:t>Dvärgpipistrell (§4a)</w:t>
+      </w:r>
+      <w:r>
+        <w:t xml:space="preserve"> omfattas av bilaga 4 EU:s art- och habitatdirektiv vilket innebär ett strikt skydd där arten och dess livsmiljöer ska bevaras. Arten förekommer i alla typer av glesare skogar men föredrar framförallt lövskog. Den födosöker inne bland träden och man hittar den i trädbärande beteshagar, i kantzoner mellan skog och odlingsmark, i närheten av vatten och i bymiljöer. Den undviker stora sammanhängande öppna miljöer såsom åkrar och hyggen. Skogsbruksåtgärder som leder till minskad förekomst av äldre, gles skog och då särskilt tillgång på hålträd och träd med löst sittande bark kan leda till brist på koloniplatser och viloplatser (SLU Artdatabanken, 2024; Skogsstyrelsen, 2016).</w:t>
+      </w:r>
+    </w:p>
+    <w:p>
+      <w:r>
+        <w:rPr>
+          <w:b/>
+        </w:rPr>
         <w:t>Havsörn (§4)</w:t>
       </w:r>
       <w:r>
         <w:t xml:space="preserve"> omfattas av bilaga 1 EU:s fågeldirektiv. Skyddandet av befintliga bon måste upprätthållas och i samband med skogsavverkning bör en skyddszon på minst 100 meters radie runt boplatsen lämnas intakt. Under häckningsperioden (1 januari till 15 augusti) är havsörnen störningskänslig och inga skogsbruksåtgärder eller annan störande verksamhet får förekomma närmare än 500 m från boet under den tiden. För att åstadkomma en succession av lämpliga boträd för kommande generationer av havsörnar behöver ett betydligt större antal s.k. evighetsträd sparas vid avverkningar redan idag (SLU Artdatabanken, 2026; Skogsstyrelsen, 2016).</w:t>
+      </w:r>
+    </w:p>
+    <w:p>
+      <w:r>
+        <w:rPr>
+          <w:b/>
+        </w:rPr>
+        <w:t>Vattenfladdermus (§4a)</w:t>
+      </w:r>
+      <w:r>
+        <w:t xml:space="preserve"> omfattas av bilaga 4 EU:s art- och habitatdirektiv vilket innebär ett strikt skydd där arten och dess livsmiljöer ska bevaras. Arten förekommer mest vid vatten, vid både sjöar och vattendrag där den födosöker antingen tätt ovanför vattenytan eller i strandskog. Kolonin kan ligga ganska långt från vatten och den kan ibland jaga i skog flera kilometer från vatten. För vattenfladdermusen bör framförallt åtgärder planeras och vidtas i strandnära områden. Sumpskog och hålträd behöver bevaras och återskapas. Gamla träd med grov bark, skador, håligheter eller döda delar bör lämnas och yngre träd (efterträdare) tillåtas finnas kvar och åldras för att säkra framtida förekomst av lämpliga yngelmiljöer. Övervintringsplatser måste skyddas effektivt från störningar. Vattenfladdermus är typisk art för </w:t>
+      </w:r>
+      <w:r>
+        <w:rPr>
+          <w:i/>
+        </w:rPr>
+        <w:t>8310 Grottor</w:t>
+      </w:r>
+      <w:r>
+        <w:t xml:space="preserve"> och </w:t>
+      </w:r>
+      <w:r>
+        <w:rPr>
+          <w:i/>
+        </w:rPr>
+        <w:t>8330 Havsgrottor</w:t>
+      </w:r>
+      <w:r>
+        <w:t xml:space="preserve"> (SLU Artdatabanken, 2025).</w:t>
       </w:r>
     </w:p>
     <w:p>
@@ -407,27 +487,40 @@
         <w:pStyle w:val="Heading1"/>
       </w:pPr>
       <w:r>
-        <w:t>Duvhök – ekologi samt krav på livsmiljön</w:t>
+        <w:t>Brunlångöra – ekologi samt krav på livsmiljön</w:t>
       </w:r>
     </w:p>
     <w:p>
       <w:r>
-        <w:t>Duvhök (NT, §4) är rödlistad som nära hotad och fridlyst enligt 4§ artskyddsförordningen. Arten har minskat med 15 (0–30) % under de senaste 18 åren och minskningstakten för den svenska populationen bedöms vara nära gränsvärdet för sårbar (VU). Bedömningen baseras på direkt observation, ett för arten lämpligt abundansindex och minskad geografisk utbredning och/eller försämrad habitatkvalitet (allt yngre och tätare skogar vilket försvårar för boplacering samt missgynnar jaktmöjligheterna) (SLU Artdatabanken, 2026).</w:t>
+        <w:t>Brunlångöra (NT, §4a) omfattas av bilaga 4 EU:s art- och habitatdirektiv vilket innebär ett strikt skydd för arten och dess livsmiljöer. Den har minskat med 17,5 (5–30) % under de senaste 21 åren och minskningstakten för den svenska populationen bedöms vara nära gränsvärdet för Sårbar (VU). (A2bc) (SLU Artdatabanken, 2024).</w:t>
       </w:r>
     </w:p>
     <w:p>
       <w:r>
-        <w:t>Duvhöken är starkt bunden till skogsmark, såväl för häckning som födosök. Den påträffas oftast i större skogsområden med äldre skog, men kan ibland även häcka i dungar i områden dominerade av öppen mark. De gamla fåglarna är i huvudsak stationära i sina revir. Duvhöken jagar helst inne i äldre skog och missgynnas av stora hyggen och täta planteringar (Skogsstyrelsen, 2016).</w:t>
+        <w:t>Brunlångöra förekommer framförallt inne i relativt tät skog men födosöker också runt hus, i parker, trädgårdar och hagar. Arten har ett mycket karakteristiskt jaktbeteende då den flyger tätt intill vegetationen så som träd och buskar eller lågt över marken där den plockar insekter och spindlar direkt från blad, grenar och grässtrån. Arten kan till och med ryttla, stå stilla i luften med fladdrande vingar. Kolonierna finns ofta i stora byggnader som kyrkor, lador och magasin. Arten påverkas negativt av belysning, och en kraftig minskning har observerats på ett antal koloniplatser i södra Sverige (SLU Artdatabanken, 2024).</w:t>
       </w:r>
     </w:p>
     <w:p>
       <w:r>
-        <w:t>Boet läggs inne i tät, oftast äldre skog. Kantzoner mot öppen mark undviks och duvhöken är därför känsligare för slutavverkning än flera andra rovfåglar. Boträdet måste vara grovgrenigt och är oftast en äldre gran eller tall, i sydligaste Sverige är bok vanligt. Duvhöken är beroende av insynsskyddade boplatser. Friställande av boträd eller avverkning så att boplatsen är exponerad mot öppen mark, medför att platsen överges. Samma bo kan användas flera år i rad, men likt andra rovfåglar har den normalt ett eller flera alternativa bon (Skogsstyrelsen, 2016). Eftersom duvhöken helst häckar i gammal skog, är dess häckningsplatser i princip alltid mer eller mindre hotade av skogsbruk och avverkningar (SLU Artdatabanken, 2026).</w:t>
-      </w:r>
-    </w:p>
-    <w:p>
-      <w:r>
-        <w:t>Den viktigaste begränsande faktorn för duvhökspopulationen i stort är födan och ett allvarligare problem är därför den av skogsbruket orsakade storskaliga omvandlingen och utarmningen av skogslandskapet, som kan påverka såväl duvhökens möjlighet att jaga som förekomsten av viktiga byten. Duvhökens jaktteknik gör den beroende av landskapets utformning och sammansättning och dess preferens för gammal skog tyder på att den är anpassad till att jaga i skog som är “lagom” tät. I öppnare biotoper, till exempel hyggen, kommer dess jaktteknik inte till sin rätt och i tätare biotoper, t.ex. ungskogar, har den relativt stora duvhöken svårt att manövrera (SLU Artdatabanken, 2026).</w:t>
+        <w:t xml:space="preserve">Den viktigaste faktorn för om fladdermössen ska kunna leva i ett område är tillgången på föda i form av nattaktiva insekter. Ett bra hemområde måste erbjuda god födotillgång under hela aktivitetsperioden. Åtgärder som bevarar och gynnar en hög insektsproduktion är därför centrala. I ett varierat landskap med hög andel äldre lövträd, småvatten, sumpskogar, öppna våtmarker, ängar och betesmarker avlöser olika insektsgrupper varandra vilket gör att det hela tiden finns tillräckligt med föda. Brunlångöra är typisk art för </w:t>
+      </w:r>
+      <w:r>
+        <w:rPr>
+          <w:i/>
+        </w:rPr>
+        <w:t>8310 Grottor</w:t>
+      </w:r>
+      <w:r>
+        <w:t xml:space="preserve"> och </w:t>
+      </w:r>
+      <w:r>
+        <w:rPr>
+          <w:i/>
+        </w:rPr>
+        <w:t>8330 Havsgrottor</w:t>
+      </w:r>
+      <w:r>
+        <w:t xml:space="preserve"> (SLU Artdatabanken, 2024).</w:t>
       </w:r>
     </w:p>
     <w:p>
@@ -435,35 +528,21 @@
         <w:pStyle w:val="Heading2"/>
       </w:pPr>
       <w:r>
-        <w:t>Referenser – duvhök</w:t>
+        <w:t>Referenser – brunlångöra</w:t>
       </w:r>
     </w:p>
     <w:p>
       <w:r>
-        <w:t xml:space="preserve">Skogsstyrelsen, 2016. </w:t>
+        <w:t>SLU Artdatabanken, 2024.</w:t>
       </w:r>
       <w:r>
         <w:rPr>
           <w:i/>
         </w:rPr>
-        <w:t xml:space="preserve">Duvhök – Vägledning för hänsyn till fåglar. </w:t>
-      </w:r>
-      <w:r>
-        <w:t>https://www.skogsstyrelsen.se/globalassets/lag-och-tillsyn/artskydd/vagledningar-for-hansyn-till-faglar/duvhok-vagledning-hansyn2.pdf</w:t>
-      </w:r>
-    </w:p>
-    <w:p>
-      <w:r>
-        <w:t xml:space="preserve">SLU Artdatabanken, 2026. </w:t>
-      </w:r>
-      <w:r>
-        <w:rPr>
-          <w:i/>
-        </w:rPr>
-        <w:t xml:space="preserve">Artfaktablad. Naturvård – artfakta. </w:t>
-      </w:r>
-      <w:r>
-        <w:t>SLU Artdatabanken, Uppsala</w:t>
+        <w:t xml:space="preserve"> Artfakta: brunlångöra (Plecotus auritus). </w:t>
+      </w:r>
+      <w:r>
+        <w:t>https://artfakta.se/taxa/206002</w:t>
       </w:r>
     </w:p>
     <w:p>
@@ -471,27 +550,27 @@
         <w:pStyle w:val="Heading1"/>
       </w:pPr>
       <w:r>
-        <w:t>Talltita – ekologi samt krav på livsmiljön</w:t>
+        <w:t>Duvhök – ekologi samt krav på livsmiljön</w:t>
       </w:r>
     </w:p>
     <w:p>
       <w:r>
-        <w:t>Talltita är rödlistad som NT, fridlyst och prioriterad art i Skogsvårdslagen. Den omfattas av EU:s fågeldirektiv. Arten har minskat kraftigt de senaste 30 åren och minskningstakten innevarande 10-årsperiod beräknas till 20 (10–30) % (SLU Artdatabanken, 2022).</w:t>
+        <w:t>Duvhök (NT, §4) är rödlistad som nära hotad och fridlyst enligt 4§ artskyddsförordningen. Arten har minskat med 15 (0–30) % under de senaste 18 åren och minskningstakten för den svenska populationen bedöms vara nära gränsvärdet för sårbar (VU). Bedömningen baseras på direkt observation, ett för arten lämpligt abundansindex och minskad geografisk utbredning och/eller försämrad habitatkvalitet (allt yngre och tätare skogar vilket försvårar för boplacering samt missgynnar jaktmöjligheterna) (SLU Artdatabanken, 2026).</w:t>
       </w:r>
     </w:p>
     <w:p>
       <w:r>
-        <w:t>Talltita föredrar större sammanhängande barrskogar, och finns såväl i tallskog som granskog och i lövblandad barrskog. Skogens struktur är viktig och ska helst vara flerskiktad med riklig underväxt av mindre granar, björk och andra lövträd och buskar. Tillgång på murknande högstubbar är särskilt viktig, eftersom talltitan helst själv hackar ut sitt bohål (SLU Artdatabanken, 2022).</w:t>
+        <w:t>Duvhöken är starkt bunden till skogsmark, såväl för häckning som födosök. Den påträffas oftast i större skogsområden med äldre skog, men kan ibland även häcka i dungar i områden dominerade av öppen mark. De gamla fåglarna är i huvudsak stationära i sina revir. Duvhöken jagar helst inne i äldre skog och missgynnas av stora hyggen och täta planteringar (Skogsstyrelsen, 2016).</w:t>
       </w:r>
     </w:p>
     <w:p>
       <w:r>
-        <w:t>Det finns flera studier som visar att talltita är känslig för gallring och inte överlever när dess livsmiljö kalavverkas (Eggers and Low, 2014; Griesser et al., 2007; Klein, 2020). Talltitans revir är förhållandevis stora, 10–20 hektar och arten missgynnas när skogen fragmenteras. Kalavverkning av större delar av reviret innebär att det överges (Artdatabanken, 2021).</w:t>
+        <w:t>Boet läggs inne i tät, oftast äldre skog. Kantzoner mot öppen mark undviks och duvhöken är därför känsligare för slutavverkning än flera andra rovfåglar. Boträdet måste vara grovgrenigt och är oftast en äldre gran eller tall, i sydligaste Sverige är bok vanligt. Duvhöken är beroende av insynsskyddade boplatser. Friställande av boträd eller avverkning så att boplatsen är exponerad mot öppen mark, medför att platsen överges. Samma bo kan användas flera år i rad, men likt andra rovfåglar har den normalt ett eller flera alternativa bon (Skogsstyrelsen, 2016). Eftersom duvhöken helst häckar i gammal skog, är dess häckningsplatser i princip alltid mer eller mindre hotade av skogsbruk och avverkningar (SLU Artdatabanken, 2026).</w:t>
       </w:r>
     </w:p>
     <w:p>
       <w:r>
-        <w:t>Talltitan är synnerligen trogen sitt revir så länge paret lever och biotopen förblir intakt. Paret stannar i sitt revir året om. En förlust av ett revir har därför en stor inverkan på den lokala populationen och trakthyggesbruket anses vara orsak till den svenska populationens kraftiga minskning. Talltiteparets revirtrohet innebär att närhelst under året man observerar en adult talltita så ingår denna plats i reviret (Siffczyk et al., 2003; Ekman, 1979).</w:t>
+        <w:t>Den viktigaste begränsande faktorn för duvhökspopulationen i stort är födan och ett allvarligare problem är därför den av skogsbruket orsakade storskaliga omvandlingen och utarmningen av skogslandskapet, som kan påverka såväl duvhökens möjlighet att jaga som förekomsten av viktiga byten. Duvhökens jaktteknik gör den beroende av landskapets utformning och sammansättning och dess preferens för gammal skog tyder på att den är anpassad till att jaga i skog som är “lagom” tät. I öppnare biotoper, till exempel hyggen, kommer dess jaktteknik inte till sin rätt och i tätare biotoper, t.ex. ungskogar, har den relativt stora duvhöken svårt att manövrera (SLU Artdatabanken, 2026).</w:t>
       </w:r>
     </w:p>
     <w:p>
@@ -499,82 +578,26 @@
         <w:pStyle w:val="Heading2"/>
       </w:pPr>
       <w:r>
-        <w:t>Referenser – talltita</w:t>
+        <w:t>Referenser – duvhök</w:t>
       </w:r>
     </w:p>
     <w:p>
       <w:r>
-        <w:t xml:space="preserve">Eggers, S., Low, M., 2014. </w:t>
+        <w:t xml:space="preserve">Skogsstyrelsen, 2016. </w:t>
       </w:r>
       <w:r>
         <w:rPr>
           <w:i/>
         </w:rPr>
-        <w:t xml:space="preserve">Differential demographic responses of sympatric Parids to vegetation management in boreal forest. </w:t>
-      </w:r>
-      <w:r>
-        <w:t>For. Ecol. Manage. 319, 169–175.</w:t>
+        <w:t xml:space="preserve">Duvhök – Vägledning för hänsyn till fåglar. </w:t>
+      </w:r>
+      <w:r>
+        <w:t>https://www.skogsstyrelsen.se/globalassets/lag-och-tillsyn/artskydd/vagledningar-for-hansyn-till-faglar/duvhok-vagledning-hansyn2.pdf</w:t>
       </w:r>
     </w:p>
     <w:p>
       <w:r>
-        <w:t xml:space="preserve">Ekman, J., 1979. </w:t>
-      </w:r>
-      <w:r>
-        <w:rPr>
-          <w:i/>
-        </w:rPr>
-        <w:t xml:space="preserve">Coherence, composition and territories of winter social groups of the Willow Tit Parus montanus and the Crested Tit P. cristatus. </w:t>
-      </w:r>
-      <w:r>
-        <w:t>Ornis Scandinavica, 10, pp 56–68</w:t>
-      </w:r>
-    </w:p>
-    <w:p>
-      <w:r>
-        <w:t xml:space="preserve">Griesser, M., Nystrand, M., Eggers, S., Ekman, J., 2007. </w:t>
-      </w:r>
-      <w:r>
-        <w:rPr>
-          <w:i/>
-        </w:rPr>
-        <w:t xml:space="preserve">Impact of forestry practices on fitness correlates and population productivity in an open-nesting bird species. </w:t>
-      </w:r>
-      <w:r>
-        <w:t>Conserv. Biol. 21, 767–774. https://doi.org/10.1111/j.1523- 1739.2007.00675.x</w:t>
-      </w:r>
-    </w:p>
-    <w:p>
-      <w:r>
-        <w:t xml:space="preserve">Klein, J., 2020. </w:t>
-      </w:r>
-      <w:r>
-        <w:rPr>
-          <w:i/>
-        </w:rPr>
-        <w:t xml:space="preserve">The forgotten forest – On thinning, retention, and biodiversity in the boreal forest. </w:t>
-      </w:r>
-      <w:r>
-        <w:t>Doctoral Thesis No. 2020:50</w:t>
-      </w:r>
-    </w:p>
-    <w:p>
-      <w:r>
-        <w:t xml:space="preserve">Siffczyk, C., Brotons, L., Kangas, K., Orell, M., 2003. </w:t>
-      </w:r>
-      <w:r>
-        <w:rPr>
-          <w:i/>
-        </w:rPr>
-        <w:t xml:space="preserve">Home range size of willow tits. </w:t>
-      </w:r>
-      <w:r>
-        <w:t>Oecologica, 136, 635–642 (2003)</w:t>
-      </w:r>
-    </w:p>
-    <w:p>
-      <w:r>
-        <w:t xml:space="preserve">SLU Artdatabanken, 2021. </w:t>
+        <w:t xml:space="preserve">SLU Artdatabanken, 2026. </w:t>
       </w:r>
       <w:r>
         <w:rPr>
@@ -591,35 +614,22 @@
         <w:pStyle w:val="Heading1"/>
       </w:pPr>
       <w:r>
-        <w:t>Spillkråka – ekologi samt krav på livsmiljön</w:t>
+        <w:t>Nordfladdermus – ekologi samt krav på livsmiljön</w:t>
       </w:r>
     </w:p>
     <w:p>
       <w:r>
-        <w:t xml:space="preserve">Spillkråka (§4) ingår i bilaga 1 EU:s fågeldirektiv och är typisk art för </w:t>
-      </w:r>
-      <w:r>
-        <w:rPr>
-          <w:i/>
-        </w:rPr>
-        <w:t xml:space="preserve">9010 Taiga </w:t>
-      </w:r>
-      <w:r>
-        <w:t>och</w:t>
-      </w:r>
-      <w:r>
-        <w:rPr>
-          <w:i/>
-        </w:rPr>
-        <w:t xml:space="preserve"> 9740 Skogsbevuxen myr</w:t>
-      </w:r>
-      <w:r>
-        <w:t>. Den lever i både barr- och blandskog liksom i ren lövskog. De tätaste populationerna tenderar att finnas i äldre, variationsrik blandskog med gott om död ved och gamla träd. Varje par utnyttjar 400–1000 hektar skog beroende på skogens kvalitet. Skogsbruk med korta omloppstider och täta, homogena ungskogar utgör det största hotet (SLU Artdatabanken, 2026).</w:t>
+        <w:t>Nordfladdermus (NT, §4a) omfattas av bilaga 4 EU:s art- och habitatdirektiv vilket innebär ett strikt skydd för arten och dess livsmiljöer. Arten har minskat med 27,5 (5–50) % under de senaste 21 åren och minskningstakten för den svenska populationen bedöms vara nära gränsvärdet för Sårbar (VU). (A2bc) (SLU Artdatabanken, 2024).</w:t>
       </w:r>
     </w:p>
     <w:p>
       <w:r>
-        <w:t>Spillkråka är en nyckelart i skogliga miljöer vars övergivna bohål utnyttjas av flera andra hålhäckande fågelarter och fladdermöss, däribland pärluggla (EN, §4), knipa (§4), salskrake (§4) och skogsduva (§4). Hökuggla (VU, §4) och slaguggla (§4) häckar ofta i högstubbar som brutits av i höjd med ett gammalt spillkråkebo (Skogsstyrelsen, 2016).</w:t>
+        <w:t>Nordfladdermus föredrar variationsrik skog med förekomst av sjöar, vattendrag och våtmarker och hittas framförallt i halvöppna miljöer som trädbärande beteshagar och i kantzoner mellan skog och odlingsmark. Den undviker stora öppna områden som stora hyggen och större sammanhängande planteringar vilket minskar längden bryn och landskapets heterogenitet och därmed födotillgången och mängden lämpliga jaktplatser. Skogsbruksåtgärder som leder till minskad förekomst av äldre, gles skog och då särskilt tillgång på hålträd och träd med löst sittande bark kan leda till brist på koloniplatser och viloplatser (SLU Artdatabanken, 2024; Skogsstyrelsen, 2016).</w:t>
+      </w:r>
+    </w:p>
+    <w:p>
+      <w:r>
+        <w:t>Fladdermöss är beroende av hänsyn på landskapsnivå och det är viktigt att alla typer av vatten och våtmarker samt fuktiga skogspartier återställs och bevaras. Sväm- och sumpskog ska alltid sparas, och äldre lövmiljöer bör alltid sparas för födosök, koloniplatser och viloplatser. Utöver kantzoner mot vatten och våtmarker bör tillräckligt breda skyddszoner av uppväxt skog sparas för att skapa och bevara vindskyddade födosöksmiljöer. Genom att binda samman befintliga skogsbestånd med korridorer av uppvuxen skog skapas ett fladdermusvänligt landskap (SLU Artdatabanken, 2024; Skogsstyrelsen, 2016).</w:t>
       </w:r>
     </w:p>
     <w:p>
@@ -627,7 +637,7 @@
         <w:pStyle w:val="Heading2"/>
       </w:pPr>
       <w:r>
-        <w:t>Referenser – spillkråka</w:t>
+        <w:t>Referenser – nordfladdermus</w:t>
       </w:r>
     </w:p>
     <w:p>
@@ -638,24 +648,24 @@
         <w:rPr>
           <w:i/>
         </w:rPr>
-        <w:t xml:space="preserve">Vägledning för hänsyn till spillkråka. </w:t>
-      </w:r>
-      <w:r>
-        <w:t>Vägledningar och kunskapsstöd artskydd – Skogsstyrelsen.</w:t>
+        <w:t xml:space="preserve">Vägledning för hänsyn till nordfladdermus. </w:t>
+      </w:r>
+      <w:r>
+        <w:t>Vägledningar och kunskapsstöd artskydd - Skogsstyrelsen</w:t>
       </w:r>
     </w:p>
     <w:p>
       <w:r>
-        <w:t xml:space="preserve">SLU Artdatabanken, 2026. </w:t>
+        <w:t>SLU Artdatabanken, 2024.</w:t>
       </w:r>
       <w:r>
         <w:rPr>
           <w:i/>
         </w:rPr>
-        <w:t xml:space="preserve">Artfaktablad. Naturvård – artfakta. </w:t>
-      </w:r>
-      <w:r>
-        <w:t>SLU Artdatabanken, Uppsala.</w:t>
+        <w:t xml:space="preserve">  Artfakta: nordfladdermus (Eptesicus nilssonii). </w:t>
+      </w:r>
+      <w:r>
+        <w:t>https://artfakta.se/taxa/205998</w:t>
       </w:r>
     </w:p>
     <w:p>
@@ -663,35 +673,27 @@
         <w:pStyle w:val="Heading1"/>
       </w:pPr>
       <w:r>
-        <w:t>Tjäder – ekologi samt krav på livsmiljön</w:t>
+        <w:t>Talltita – ekologi samt krav på livsmiljön</w:t>
       </w:r>
     </w:p>
     <w:p>
       <w:r>
-        <w:t xml:space="preserve">Tjäder (§4) omfattas av bilaga 1 och 2 EU:s fågeldirektiv och är typisk art för </w:t>
-      </w:r>
-      <w:r>
-        <w:rPr>
-          <w:i/>
-        </w:rPr>
-        <w:t xml:space="preserve">9010 Taiga </w:t>
-      </w:r>
-      <w:r>
-        <w:t xml:space="preserve">och </w:t>
-      </w:r>
-      <w:r>
-        <w:rPr>
-          <w:i/>
-        </w:rPr>
-        <w:t>9740 Skogsbevuxen myr</w:t>
-      </w:r>
-      <w:r>
-        <w:t>. Tjädern är en utpräglad skogsfågel knuten till större sammanhängande barrskogsområden. Tupparna och hönorna utnyttjar till viss del olika miljöer, och habitatvalet varierar dessutom mellan olika delar av året. För att det ska finnas livskraftiga tjäderbestånd krävs funktionella skogslandskap med en blandning av uppvuxen, gles och luckig skog, täta sumpskogar, myrar och andra små våtmarker (Skogsstyrelsen, 2019; SLU Artdatabanken 2024).</w:t>
+        <w:t>Talltita är rödlistad som NT, fridlyst och prioriterad art i Skogsvårdslagen. Den omfattas av EU:s fågeldirektiv. Arten har minskat kraftigt de senaste 30 åren och minskningstakten innevarande 10-årsperiod beräknas till 20 (10–30) % (SLU Artdatabanken, 2022).</w:t>
       </w:r>
     </w:p>
     <w:p>
       <w:r>
-        <w:t>Arten försvinner när skogen fragmenteras och den sammanlagda arealen hyggen och andra öppna områden blir för stor. Ett småskaligt och försiktigt virkesuttag genom hyggesfria metoder kan i vissa fall vara möjligt i området inom 200 m från lekcentrum. Längre ut från lekcentrum, inom 200–500 m bör den avverkade ytan inte överskrida 1 hektar för att undvika alltför stora och snabba förändringar (Skogsstyrelsen, 2019).</w:t>
+        <w:t>Talltita föredrar större sammanhängande barrskogar, och finns såväl i tallskog som granskog och i lövblandad barrskog. Skogens struktur är viktig och ska helst vara flerskiktad med riklig underväxt av mindre granar, björk och andra lövträd och buskar. Tillgång på murknande högstubbar är särskilt viktig, eftersom talltitan helst själv hackar ut sitt bohål (SLU Artdatabanken, 2022).</w:t>
+      </w:r>
+    </w:p>
+    <w:p>
+      <w:r>
+        <w:t>Det finns flera studier som visar att talltita är känslig för gallring och inte överlever när dess livsmiljö kalavverkas (Eggers and Low, 2014; Griesser et al., 2007; Klein, 2020). Talltitans revir är förhållandevis stora, 10–20 hektar och arten missgynnas när skogen fragmenteras. Kalavverkning av större delar av reviret innebär att det överges (Artdatabanken, 2021).</w:t>
+      </w:r>
+    </w:p>
+    <w:p>
+      <w:r>
+        <w:t>Talltitan är synnerligen trogen sitt revir så länge paret lever och biotopen förblir intakt. Paret stannar i sitt revir året om. En förlust av ett revir har därför en stor inverkan på den lokala populationen och trakthyggesbruket anses vara orsak till den svenska populationens kraftiga minskning. Talltiteparets revirtrohet innebär att närhelst under året man observerar en adult talltita så ingår denna plats i reviret (Siffczyk et al., 2003; Ekman, 1979).</w:t>
       </w:r>
     </w:p>
     <w:p>
@@ -699,6 +701,206 @@
         <w:pStyle w:val="Heading2"/>
       </w:pPr>
       <w:r>
+        <w:t>Referenser – talltita</w:t>
+      </w:r>
+    </w:p>
+    <w:p>
+      <w:r>
+        <w:t xml:space="preserve">Eggers, S., Low, M., 2014. </w:t>
+      </w:r>
+      <w:r>
+        <w:rPr>
+          <w:i/>
+        </w:rPr>
+        <w:t xml:space="preserve">Differential demographic responses of sympatric Parids to vegetation management in boreal forest. </w:t>
+      </w:r>
+      <w:r>
+        <w:t>For. Ecol. Manage. 319, 169–175.</w:t>
+      </w:r>
+    </w:p>
+    <w:p>
+      <w:r>
+        <w:t xml:space="preserve">Ekman, J., 1979. </w:t>
+      </w:r>
+      <w:r>
+        <w:rPr>
+          <w:i/>
+        </w:rPr>
+        <w:t xml:space="preserve">Coherence, composition and territories of winter social groups of the Willow Tit Parus montanus and the Crested Tit P. cristatus. </w:t>
+      </w:r>
+      <w:r>
+        <w:t>Ornis Scandinavica, 10, pp 56–68</w:t>
+      </w:r>
+    </w:p>
+    <w:p>
+      <w:r>
+        <w:t xml:space="preserve">Griesser, M., Nystrand, M., Eggers, S., Ekman, J., 2007. </w:t>
+      </w:r>
+      <w:r>
+        <w:rPr>
+          <w:i/>
+        </w:rPr>
+        <w:t xml:space="preserve">Impact of forestry practices on fitness correlates and population productivity in an open-nesting bird species. </w:t>
+      </w:r>
+      <w:r>
+        <w:t>Conserv. Biol. 21, 767–774. https://doi.org/10.1111/j.1523- 1739.2007.00675.x</w:t>
+      </w:r>
+    </w:p>
+    <w:p>
+      <w:r>
+        <w:t xml:space="preserve">Klein, J., 2020. </w:t>
+      </w:r>
+      <w:r>
+        <w:rPr>
+          <w:i/>
+        </w:rPr>
+        <w:t xml:space="preserve">The forgotten forest – On thinning, retention, and biodiversity in the boreal forest. </w:t>
+      </w:r>
+      <w:r>
+        <w:t>Doctoral Thesis No. 2020:50</w:t>
+      </w:r>
+    </w:p>
+    <w:p>
+      <w:r>
+        <w:t xml:space="preserve">Siffczyk, C., Brotons, L., Kangas, K., Orell, M., 2003. </w:t>
+      </w:r>
+      <w:r>
+        <w:rPr>
+          <w:i/>
+        </w:rPr>
+        <w:t xml:space="preserve">Home range size of willow tits. </w:t>
+      </w:r>
+      <w:r>
+        <w:t>Oecologica, 136, 635–642 (2003)</w:t>
+      </w:r>
+    </w:p>
+    <w:p>
+      <w:r>
+        <w:t xml:space="preserve">SLU Artdatabanken, 2021. </w:t>
+      </w:r>
+      <w:r>
+        <w:rPr>
+          <w:i/>
+        </w:rPr>
+        <w:t xml:space="preserve">Artfaktablad. Naturvård – artfakta. </w:t>
+      </w:r>
+      <w:r>
+        <w:t>SLU Artdatabanken, Uppsala</w:t>
+      </w:r>
+    </w:p>
+    <w:p>
+      <w:pPr>
+        <w:pStyle w:val="Heading1"/>
+      </w:pPr>
+      <w:r>
+        <w:t>Spillkråka – ekologi samt krav på livsmiljön</w:t>
+      </w:r>
+    </w:p>
+    <w:p>
+      <w:r>
+        <w:t xml:space="preserve">Spillkråka (§4) ingår i bilaga 1 EU:s fågeldirektiv och är typisk art för </w:t>
+      </w:r>
+      <w:r>
+        <w:rPr>
+          <w:i/>
+        </w:rPr>
+        <w:t xml:space="preserve">9010 Taiga </w:t>
+      </w:r>
+      <w:r>
+        <w:t>och</w:t>
+      </w:r>
+      <w:r>
+        <w:rPr>
+          <w:i/>
+        </w:rPr>
+        <w:t xml:space="preserve"> 9740 Skogsbevuxen myr</w:t>
+      </w:r>
+      <w:r>
+        <w:t>. Den lever i både barr- och blandskog liksom i ren lövskog. De tätaste populationerna tenderar att finnas i äldre, variationsrik blandskog med gott om död ved och gamla träd. Varje par utnyttjar 400–1000 hektar skog beroende på skogens kvalitet. Skogsbruk med korta omloppstider och täta, homogena ungskogar utgör det största hotet (SLU Artdatabanken, 2026).</w:t>
+      </w:r>
+    </w:p>
+    <w:p>
+      <w:r>
+        <w:t>Spillkråka är en nyckelart i skogliga miljöer vars övergivna bohål utnyttjas av flera andra hålhäckande fågelarter och fladdermöss, däribland pärluggla (EN, §4), knipa (§4), salskrake (§4) och skogsduva (§4). Hökuggla (VU, §4) och slaguggla (§4) häckar ofta i högstubbar som brutits av i höjd med ett gammalt spillkråkebo (Skogsstyrelsen, 2016).</w:t>
+      </w:r>
+    </w:p>
+    <w:p>
+      <w:pPr>
+        <w:pStyle w:val="Heading2"/>
+      </w:pPr>
+      <w:r>
+        <w:t>Referenser – spillkråka</w:t>
+      </w:r>
+    </w:p>
+    <w:p>
+      <w:r>
+        <w:t xml:space="preserve">Skogsstyrelsen, 2016. </w:t>
+      </w:r>
+      <w:r>
+        <w:rPr>
+          <w:i/>
+        </w:rPr>
+        <w:t xml:space="preserve">Vägledning för hänsyn till spillkråka. </w:t>
+      </w:r>
+      <w:r>
+        <w:t>Vägledningar och kunskapsstöd artskydd – Skogsstyrelsen.</w:t>
+      </w:r>
+    </w:p>
+    <w:p>
+      <w:r>
+        <w:t xml:space="preserve">SLU Artdatabanken, 2026. </w:t>
+      </w:r>
+      <w:r>
+        <w:rPr>
+          <w:i/>
+        </w:rPr>
+        <w:t xml:space="preserve">Artfaktablad. Naturvård – artfakta. </w:t>
+      </w:r>
+      <w:r>
+        <w:t>SLU Artdatabanken, Uppsala.</w:t>
+      </w:r>
+    </w:p>
+    <w:p>
+      <w:pPr>
+        <w:pStyle w:val="Heading1"/>
+      </w:pPr>
+      <w:r>
+        <w:t>Tjäder – ekologi samt krav på livsmiljön</w:t>
+      </w:r>
+    </w:p>
+    <w:p>
+      <w:r>
+        <w:t xml:space="preserve">Tjäder (§4) omfattas av bilaga 1 och 2 EU:s fågeldirektiv och är typisk art för </w:t>
+      </w:r>
+      <w:r>
+        <w:rPr>
+          <w:i/>
+        </w:rPr>
+        <w:t xml:space="preserve">9010 Taiga </w:t>
+      </w:r>
+      <w:r>
+        <w:t xml:space="preserve">och </w:t>
+      </w:r>
+      <w:r>
+        <w:rPr>
+          <w:i/>
+        </w:rPr>
+        <w:t>9740 Skogsbevuxen myr</w:t>
+      </w:r>
+      <w:r>
+        <w:t>. Tjädern är en utpräglad skogsfågel knuten till större sammanhängande barrskogsområden. Tupparna och hönorna utnyttjar till viss del olika miljöer, och habitatvalet varierar dessutom mellan olika delar av året. För att det ska finnas livskraftiga tjäderbestånd krävs funktionella skogslandskap med en blandning av uppvuxen, gles och luckig skog, täta sumpskogar, myrar och andra små våtmarker (Skogsstyrelsen, 2019; SLU Artdatabanken 2024).</w:t>
+      </w:r>
+    </w:p>
+    <w:p>
+      <w:r>
+        <w:t>Arten försvinner när skogen fragmenteras och den sammanlagda arealen hyggen och andra öppna områden blir för stor. Ett småskaligt och försiktigt virkesuttag genom hyggesfria metoder kan i vissa fall vara möjligt i området inom 200 m från lekcentrum. Längre ut från lekcentrum, inom 200–500 m bör den avverkade ytan inte överskrida 1 hektar för att undvika alltför stora och snabba förändringar (Skogsstyrelsen, 2019).</w:t>
+      </w:r>
+    </w:p>
+    <w:p>
+      <w:pPr>
+        <w:pStyle w:val="Heading2"/>
+      </w:pPr>
+      <w:r>
         <w:t>Referenser – tjäder</w:t>
       </w:r>
     </w:p>
@@ -725,6 +927,60 @@
       </w:r>
       <w:r>
         <w:t>SLU Artdatabanken, Uppsala</w:t>
+      </w:r>
+    </w:p>
+    <w:p>
+      <w:pPr>
+        <w:pStyle w:val="Heading1"/>
+      </w:pPr>
+      <w:r>
+        <w:t>Dvärgpipistrell – ekologi samt krav på livsmiljön</w:t>
+      </w:r>
+    </w:p>
+    <w:p>
+      <w:r>
+        <w:t>Dvärgpipistrell (§4a) omfattas av bilaga 4 EU:s art- och habitatdirektiv vilket innebär ett strikt skydd för arten och dess livsmiljöer. Arten förekommer i alla typer av glesare skogar men föredrar framförallt lövskog. Den födosöker inne bland träden och man hittar den i trädbärande beteshagar, i kantzoner mellan skog och odlingsmark, i närheten av vatten och i bymiljöer. Den undviker stora sammanhängande öppna miljöer såsom åkrar och hyggen. Skogsbruksåtgärder som leder till minskad förekomst av äldre, gles skog och då särskilt tillgång på hålträd och träd med löst sittande bark kan leda till brist på koloniplatser och viloplatser (SLU Artdatabanken, 2024; Skogsstyrelsen, 2016).</w:t>
+      </w:r>
+    </w:p>
+    <w:p>
+      <w:r>
+        <w:t>Fladdermöss är beroende av hänsyn på landskapsnivå och det är viktigt att alla typer av vatten och våtmarker samt fuktiga skogspartier återställs och bevaras. Sväm- och sumpskog ska alltid sparas, och äldre lövmiljöer bör alltid sparas för födosök, koloniplatser och viloplatser. Utöver kantzoner mot vatten och våtmarker bör tillräckligt breda skyddszoner av uppväxt skog sparas för att skapa och bevara vindskyddade födosöksmiljöer. Genom att binda samman befintliga skogsbestånd med korridorer av uppvuxen skog skapas ett fladdermusvänligt landskap (SLU Artdatabanken, 2024; Skogsstyrelsen, 2016).</w:t>
+      </w:r>
+    </w:p>
+    <w:p>
+      <w:pPr>
+        <w:pStyle w:val="Heading2"/>
+      </w:pPr>
+      <w:r>
+        <w:t>Referenser – dvärgpipistrell</w:t>
+      </w:r>
+    </w:p>
+    <w:p>
+      <w:r>
+        <w:t xml:space="preserve">Skogsstyrelsen, 2016. </w:t>
+      </w:r>
+      <w:r>
+        <w:rPr>
+          <w:i/>
+        </w:rPr>
+        <w:t xml:space="preserve">Vägledning för hänsyn till pipistrell. </w:t>
+      </w:r>
+      <w:r>
+        <w:t>Vägledningar och kunskapsstöd artskydd - Skogsstyrelsen</w:t>
+      </w:r>
+    </w:p>
+    <w:p>
+      <w:r>
+        <w:t>SLU Artdatabanken, 2024.</w:t>
+      </w:r>
+      <w:r>
+        <w:rPr>
+          <w:i/>
+        </w:rPr>
+        <w:t xml:space="preserve">  Artfakta: dvärgpipistrell (Pipistrellus pygmaeus). </w:t>
+      </w:r>
+      <w:r>
+        <w:t>https://artfakta.se/taxa/205995</w:t>
       </w:r>
     </w:p>
     <w:p>
@@ -1167,7 +1423,7 @@
     <w:r>
       <w:tab/>
       <w:tab/>
-      <w:t>2026-07-29</w:t>
+      <w:t>2026-07-30</w:t>
       <w:br/>
       <w:br/>
     </w:r>

--- a/tillsyn/A 22870-2026 tillsynsbegäran.docx
+++ b/tillsyn/A 22870-2026 tillsynsbegäran.docx
@@ -1423,7 +1423,7 @@
     <w:r>
       <w:tab/>
       <w:tab/>
-      <w:t>2026-07-30</w:t>
+      <w:t>2026-07-31</w:t>
       <w:br/>
       <w:br/>
     </w:r>

--- a/tillsyn/A 22870-2026 tillsynsbegäran.docx
+++ b/tillsyn/A 22870-2026 tillsynsbegäran.docx
@@ -1423,7 +1423,7 @@
     <w:r>
       <w:tab/>
       <w:tab/>
-      <w:t>2026-07-31</w:t>
+      <w:t>2026-08-01</w:t>
       <w:br/>
       <w:br/>
     </w:r>

--- a/tillsyn/A 22870-2026 tillsynsbegäran.docx
+++ b/tillsyn/A 22870-2026 tillsynsbegäran.docx
@@ -1423,7 +1423,7 @@
     <w:r>
       <w:tab/>
       <w:tab/>
-      <w:t>2026-08-01</w:t>
+      <w:t>2026-08-02</w:t>
       <w:br/>
       <w:br/>
     </w:r>

--- a/tillsyn/A 22870-2026 tillsynsbegäran.docx
+++ b/tillsyn/A 22870-2026 tillsynsbegäran.docx
@@ -1423,7 +1423,7 @@
     <w:r>
       <w:tab/>
       <w:tab/>
-      <w:t>2026-08-02</w:t>
+      <w:t>2026-08-03</w:t>
       <w:br/>
       <w:br/>
     </w:r>

--- a/tillsyn/A 22870-2026 tillsynsbegäran.docx
+++ b/tillsyn/A 22870-2026 tillsynsbegäran.docx
@@ -1423,7 +1423,7 @@
     <w:r>
       <w:tab/>
       <w:tab/>
-      <w:t>2026-08-03</w:t>
+      <w:t>2026-08-04</w:t>
       <w:br/>
       <w:br/>
     </w:r>

--- a/tillsyn/A 22870-2026 tillsynsbegäran.docx
+++ b/tillsyn/A 22870-2026 tillsynsbegäran.docx
@@ -1423,7 +1423,7 @@
     <w:r>
       <w:tab/>
       <w:tab/>
-      <w:t>2026-08-04</w:t>
+      <w:t>2026-08-05</w:t>
       <w:br/>
       <w:br/>
     </w:r>

--- a/tillsyn/A 22870-2026 tillsynsbegäran.docx
+++ b/tillsyn/A 22870-2026 tillsynsbegäran.docx
@@ -1423,7 +1423,7 @@
     <w:r>
       <w:tab/>
       <w:tab/>
-      <w:t>2026-08-05</w:t>
+      <w:t>2026-08-07</w:t>
       <w:br/>
       <w:br/>
     </w:r>

--- a/tillsyn/A 22870-2026 tillsynsbegäran.docx
+++ b/tillsyn/A 22870-2026 tillsynsbegäran.docx
@@ -1423,7 +1423,7 @@
     <w:r>
       <w:tab/>
       <w:tab/>
-      <w:t>2026-08-07</w:t>
+      <w:t>2026-08-08</w:t>
       <w:br/>
       <w:br/>
     </w:r>

--- a/tillsyn/A 22870-2026 tillsynsbegäran.docx
+++ b/tillsyn/A 22870-2026 tillsynsbegäran.docx
@@ -22,7 +22,7 @@
       <w:r>
         <w:drawing>
           <wp:inline xmlns:a="http://schemas.openxmlformats.org/drawingml/2006/main" xmlns:pic="http://schemas.openxmlformats.org/drawingml/2006/picture">
-            <wp:extent cx="5486400" cy="5488286"/>
+            <wp:extent cx="5486400" cy="5447091"/>
             <wp:docPr id="1" name="Picture 1"/>
             <wp:cNvGraphicFramePr>
               <a:graphicFrameLocks noChangeAspect="1"/>
@@ -43,7 +43,7 @@
                   <pic:spPr>
                     <a:xfrm>
                       <a:off x="0" y="0"/>
-                      <a:ext cx="5486400" cy="5488286"/>
+                      <a:ext cx="5486400" cy="5447091"/>
                     </a:xfrm>
                     <a:prstGeom prst="rect"/>
                   </pic:spPr>
@@ -60,12 +60,12 @@
         <w:spacing w:after="240"/>
       </w:pPr>
       <w:r>
-        <w:t>Figur 1. Fyndplatser för naturvårdsarter i och inom 18 meter från avverkningsanmälan. Markörer utan svart kant är placerade på fyndplatsen. Markörer med svart kant är placerade vid sidan av fyndplatsen har ett svart streck som visar fyndplatsens exakta position. Kartans mittpunktskoordinat är N 6550489, E 467217 i SWEREF 99 TM.</w:t>
+        <w:t>Figur 1. Fyndplatser för naturvårdsarter i och inom 24 meter från avverkningsanmälan. Markörer utan svart kant är placerade på fyndplatsen. Markörer med svart kant är placerade vid sidan av fyndplatsen och har ett svart streck som visar fyndplatsens exakta position. Kartans mittpunktskoordinat är N 6550489, E 467217 i SWEREF 99 TM.</w:t>
       </w:r>
     </w:p>
     <w:p>
       <w:r>
-        <w:t>I och inom 18 meter från avverkningsanmälan finns fynd av 13 naturvårdsarter, varav 5 är rödlistade, 11 är fridlysta, 6 är typiska (T) och 1 är signalart (S): tornseglare (VU, §4), dropptaggsvamp (NT, T), duvhök (NT, §4), enkelbeckasin (NT, §4), talltita (NT, §4), grönpyrola (S, T), nattskärra (T, §4), spillkråka (T, §4), tjäder (T, §4), tofsmes (T, §4), havsörn (§4), sångsvan (§4) och åkergroda (§4a). Se Figur 1.</w:t>
+        <w:t>I och inom 24 meter från avverkningsanmälan finns fynd av 17 naturvårdsarter, varav 7 är rödlistade, 15 är fridlysta, 6 är typiska (T) och 1 är signalart (S): tornseglare (VU, §4), brunlångöra (NT, §4a), dropptaggsvamp (NT, T), duvhök (NT, §4), enkelbeckasin (NT, §4), nordfladdermus (NT, §4a), talltita (NT, §4), grönpyrola (S, T), nattskärra (T, §4), spillkråka (T, §4), tjäder (T, §4), tofsmes (T, §4), dvärgpipistrell (§4a), havsörn (§4), sångsvan (§4), vattenfladdermus (§4a) och åkergroda (§4a). Se Figur 1.</w:t>
       </w:r>
     </w:p>
     <w:p>
@@ -120,6 +120,35 @@
         <w:rPr>
           <w:b/>
         </w:rPr>
+        <w:t>Brunlångöra (NT, §4a)</w:t>
+      </w:r>
+      <w:r>
+        <w:t xml:space="preserve"> omfattas av bilaga 4 EU:s art- och habitatdirektiv vilket innebär att arten och dess livsmiljöer är strikt skyddade. Brunlångöra förekommer framförallt inne i relativt tät skog men födosöker också i trädgårdar, parker och hagar. Den har minskat med 17,5 (5–30) % under de senaste 21 åren och minskningstakten för den svenska populationen bedöms vara nära gränsvärdet för Sårbar (VU). (A2bc). Brunlångöra är typisk art för </w:t>
+      </w:r>
+      <w:r>
+        <w:rPr>
+          <w:i/>
+        </w:rPr>
+        <w:t>8310 Grottor</w:t>
+      </w:r>
+      <w:r>
+        <w:t xml:space="preserve"> och </w:t>
+      </w:r>
+      <w:r>
+        <w:rPr>
+          <w:i/>
+        </w:rPr>
+        <w:t>8330</w:t>
+      </w:r>
+      <w:r>
+        <w:t xml:space="preserve"> (SLU Artdatabanken, 2024).</w:t>
+      </w:r>
+    </w:p>
+    <w:p>
+      <w:r>
+        <w:rPr>
+          <w:b/>
+        </w:rPr>
         <w:t>Dropptaggsvamp (NT)</w:t>
       </w:r>
       <w:r>
@@ -151,6 +180,17 @@
         <w:rPr>
           <w:b/>
         </w:rPr>
+        <w:t>Nordfladdermus (NT, §4a)</w:t>
+      </w:r>
+      <w:r>
+        <w:t xml:space="preserve"> omfattas av bilaga 4 EU:s art- och habitatdirektiv vilket innebär ett strikt skydd där arten och dess livsmiljöer ska bevaras. Nordfladdermus föredrar variationsrik skog med förekomst av sjöar, vattendrag och våtmarker och hittas framförallt i halvöppna miljöer som trädbärande beteshagar och i kantzoner mellan skog och odlingsmark. Den undviker stora öppna områden som stora hyggen och större sammanhängande planteringar vilket minskar längden bryn och landskapets heterogenitet och därmed födotillgången och mängden lämpliga jaktplatser. Skogsbruksåtgärder som leder till minskad förekomst av äldre, gles skog och då särskilt tillgång på hålträd och träd med löst sittande bark kan leda till brist på koloniplatser och viloplatser. Nordfladdermus har minskat med 27,5 (5–50) % under de senaste 21 åren och minskningstakten för den svenska populationen bedöms vara nära gränsvärdet för Sårbar (VU). (A2bc) (SLU Artdatabanken, 2024; Skogsstyrelsen, 2016).</w:t>
+      </w:r>
+    </w:p>
+    <w:p>
+      <w:r>
+        <w:rPr>
+          <w:b/>
+        </w:rPr>
         <w:t>Talltita (NT, §4)</w:t>
       </w:r>
       <w:r>
@@ -289,10 +329,50 @@
         <w:rPr>
           <w:b/>
         </w:rPr>
+        <w:t>Dvärgpipistrell (§4a)</w:t>
+      </w:r>
+      <w:r>
+        <w:t xml:space="preserve"> omfattas av bilaga 4 EU:s art- och habitatdirektiv vilket innebär ett strikt skydd där arten och dess livsmiljöer ska bevaras. Arten förekommer i alla typer av glesare skogar men föredrar framförallt lövskog. Den födosöker inne bland träden och man hittar den i trädbärande beteshagar, i kantzoner mellan skog och odlingsmark, i närheten av vatten och i bymiljöer. Den undviker stora sammanhängande öppna miljöer såsom åkrar och hyggen. Skogsbruksåtgärder som leder till minskad förekomst av äldre, gles skog och då särskilt tillgång på hålträd och träd med löst sittande bark kan leda till brist på koloniplatser och viloplatser (SLU Artdatabanken, 2024; Skogsstyrelsen, 2016).</w:t>
+      </w:r>
+    </w:p>
+    <w:p>
+      <w:r>
+        <w:rPr>
+          <w:b/>
+        </w:rPr>
         <w:t>Havsörn (§4)</w:t>
       </w:r>
       <w:r>
         <w:t xml:space="preserve"> omfattas av bilaga 1 EU:s fågeldirektiv. Skyddandet av befintliga bon måste upprätthållas och i samband med skogsavverkning bör en skyddszon på minst 100 meters radie runt boplatsen lämnas intakt. Under häckningsperioden (1 januari till 15 augusti) är havsörnen störningskänslig och inga skogsbruksåtgärder eller annan störande verksamhet får förekomma närmare än 500 m från boet under den tiden. För att åstadkomma en succession av lämpliga boträd för kommande generationer av havsörnar behöver ett betydligt större antal s.k. evighetsträd sparas vid avverkningar redan idag (SLU Artdatabanken, 2026; Skogsstyrelsen, 2016).</w:t>
+      </w:r>
+    </w:p>
+    <w:p>
+      <w:r>
+        <w:rPr>
+          <w:b/>
+        </w:rPr>
+        <w:t>Vattenfladdermus (§4a)</w:t>
+      </w:r>
+      <w:r>
+        <w:t xml:space="preserve"> omfattas av bilaga 4 EU:s art- och habitatdirektiv vilket innebär ett strikt skydd där arten och dess livsmiljöer ska bevaras. Arten förekommer mest vid vatten, vid både sjöar och vattendrag där den födosöker antingen tätt ovanför vattenytan eller i strandskog. Kolonin kan ligga ganska långt från vatten och den kan ibland jaga i skog flera kilometer från vatten. För vattenfladdermusen bör framförallt åtgärder planeras och vidtas i strandnära områden. Sumpskog och hålträd behöver bevaras och återskapas. Gamla träd med grov bark, skador, håligheter eller döda delar bör lämnas och yngre träd (efterträdare) tillåtas finnas kvar och åldras för att säkra framtida förekomst av lämpliga yngelmiljöer. Övervintringsplatser måste skyddas effektivt från störningar. Vattenfladdermus är typisk art för </w:t>
+      </w:r>
+      <w:r>
+        <w:rPr>
+          <w:i/>
+        </w:rPr>
+        <w:t>8310 Grottor</w:t>
+      </w:r>
+      <w:r>
+        <w:t xml:space="preserve"> och </w:t>
+      </w:r>
+      <w:r>
+        <w:rPr>
+          <w:i/>
+        </w:rPr>
+        <w:t>8330 Havsgrottor</w:t>
+      </w:r>
+      <w:r>
+        <w:t xml:space="preserve"> (SLU Artdatabanken, 2025).</w:t>
       </w:r>
     </w:p>
     <w:p>
@@ -407,27 +487,40 @@
         <w:pStyle w:val="Heading1"/>
       </w:pPr>
       <w:r>
-        <w:t>Duvhök – ekologi samt krav på livsmiljön</w:t>
+        <w:t>Brunlångöra – ekologi samt krav på livsmiljön</w:t>
       </w:r>
     </w:p>
     <w:p>
       <w:r>
-        <w:t>Duvhök (NT, §4) är rödlistad som nära hotad och fridlyst enligt 4§ artskyddsförordningen. Arten har minskat med 15 (0–30) % under de senaste 18 åren och minskningstakten för den svenska populationen bedöms vara nära gränsvärdet för sårbar (VU). Bedömningen baseras på direkt observation, ett för arten lämpligt abundansindex och minskad geografisk utbredning och/eller försämrad habitatkvalitet (allt yngre och tätare skogar vilket försvårar för boplacering samt missgynnar jaktmöjligheterna) (SLU Artdatabanken, 2026).</w:t>
+        <w:t>Brunlångöra (NT, §4a) omfattas av bilaga 4 EU:s art- och habitatdirektiv vilket innebär ett strikt skydd för arten och dess livsmiljöer. Den har minskat med 17,5 (5–30) % under de senaste 21 åren och minskningstakten för den svenska populationen bedöms vara nära gränsvärdet för Sårbar (VU). (A2bc) (SLU Artdatabanken, 2024).</w:t>
       </w:r>
     </w:p>
     <w:p>
       <w:r>
-        <w:t>Duvhöken är starkt bunden till skogsmark, såväl för häckning som födosök. Den påträffas oftast i större skogsområden med äldre skog, men kan ibland även häcka i dungar i områden dominerade av öppen mark. De gamla fåglarna är i huvudsak stationära i sina revir. Duvhöken jagar helst inne i äldre skog och missgynnas av stora hyggen och täta planteringar (Skogsstyrelsen, 2016).</w:t>
+        <w:t>Brunlångöra förekommer framförallt inne i relativt tät skog men födosöker också runt hus, i parker, trädgårdar och hagar. Arten har ett mycket karakteristiskt jaktbeteende då den flyger tätt intill vegetationen så som träd och buskar eller lågt över marken där den plockar insekter och spindlar direkt från blad, grenar och grässtrån. Arten kan till och med ryttla, stå stilla i luften med fladdrande vingar. Kolonierna finns ofta i stora byggnader som kyrkor, lador och magasin. Arten påverkas negativt av belysning, och en kraftig minskning har observerats på ett antal koloniplatser i södra Sverige (SLU Artdatabanken, 2024).</w:t>
       </w:r>
     </w:p>
     <w:p>
       <w:r>
-        <w:t>Boet läggs inne i tät, oftast äldre skog. Kantzoner mot öppen mark undviks och duvhöken är därför känsligare för slutavverkning än flera andra rovfåglar. Boträdet måste vara grovgrenigt och är oftast en äldre gran eller tall, i sydligaste Sverige är bok vanligt. Duvhöken är beroende av insynsskyddade boplatser. Friställande av boträd eller avverkning så att boplatsen är exponerad mot öppen mark, medför att platsen överges. Samma bo kan användas flera år i rad, men likt andra rovfåglar har den normalt ett eller flera alternativa bon (Skogsstyrelsen, 2016). Eftersom duvhöken helst häckar i gammal skog, är dess häckningsplatser i princip alltid mer eller mindre hotade av skogsbruk och avverkningar (SLU Artdatabanken, 2026).</w:t>
-      </w:r>
-    </w:p>
-    <w:p>
-      <w:r>
-        <w:t>Den viktigaste begränsande faktorn för duvhökspopulationen i stort är födan och ett allvarligare problem är därför den av skogsbruket orsakade storskaliga omvandlingen och utarmningen av skogslandskapet, som kan påverka såväl duvhökens möjlighet att jaga som förekomsten av viktiga byten. Duvhökens jaktteknik gör den beroende av landskapets utformning och sammansättning och dess preferens för gammal skog tyder på att den är anpassad till att jaga i skog som är “lagom” tät. I öppnare biotoper, till exempel hyggen, kommer dess jaktteknik inte till sin rätt och i tätare biotoper, t.ex. ungskogar, har den relativt stora duvhöken svårt att manövrera (SLU Artdatabanken, 2026).</w:t>
+        <w:t xml:space="preserve">Den viktigaste faktorn för om fladdermössen ska kunna leva i ett område är tillgången på föda i form av nattaktiva insekter. Ett bra hemområde måste erbjuda god födotillgång under hela aktivitetsperioden. Åtgärder som bevarar och gynnar en hög insektsproduktion är därför centrala. I ett varierat landskap med hög andel äldre lövträd, småvatten, sumpskogar, öppna våtmarker, ängar och betesmarker avlöser olika insektsgrupper varandra vilket gör att det hela tiden finns tillräckligt med föda. Brunlångöra är typisk art för </w:t>
+      </w:r>
+      <w:r>
+        <w:rPr>
+          <w:i/>
+        </w:rPr>
+        <w:t>8310 Grottor</w:t>
+      </w:r>
+      <w:r>
+        <w:t xml:space="preserve"> och </w:t>
+      </w:r>
+      <w:r>
+        <w:rPr>
+          <w:i/>
+        </w:rPr>
+        <w:t>8330 Havsgrottor</w:t>
+      </w:r>
+      <w:r>
+        <w:t xml:space="preserve"> (SLU Artdatabanken, 2024).</w:t>
       </w:r>
     </w:p>
     <w:p>
@@ -435,35 +528,21 @@
         <w:pStyle w:val="Heading2"/>
       </w:pPr>
       <w:r>
-        <w:t>Referenser – duvhök</w:t>
+        <w:t>Referenser – brunlångöra</w:t>
       </w:r>
     </w:p>
     <w:p>
       <w:r>
-        <w:t xml:space="preserve">Skogsstyrelsen, 2016. </w:t>
+        <w:t>SLU Artdatabanken, 2024.</w:t>
       </w:r>
       <w:r>
         <w:rPr>
           <w:i/>
         </w:rPr>
-        <w:t xml:space="preserve">Duvhök – Vägledning för hänsyn till fåglar. </w:t>
-      </w:r>
-      <w:r>
-        <w:t>https://www.skogsstyrelsen.se/globalassets/lag-och-tillsyn/artskydd/vagledningar-for-hansyn-till-faglar/duvhok-vagledning-hansyn2.pdf</w:t>
-      </w:r>
-    </w:p>
-    <w:p>
-      <w:r>
-        <w:t xml:space="preserve">SLU Artdatabanken, 2026. </w:t>
-      </w:r>
-      <w:r>
-        <w:rPr>
-          <w:i/>
-        </w:rPr>
-        <w:t xml:space="preserve">Artfaktablad. Naturvård – artfakta. </w:t>
-      </w:r>
-      <w:r>
-        <w:t>SLU Artdatabanken, Uppsala</w:t>
+        <w:t xml:space="preserve"> Artfakta: brunlångöra (Plecotus auritus). </w:t>
+      </w:r>
+      <w:r>
+        <w:t>https://artfakta.se/taxa/206002</w:t>
       </w:r>
     </w:p>
     <w:p>
@@ -471,27 +550,27 @@
         <w:pStyle w:val="Heading1"/>
       </w:pPr>
       <w:r>
-        <w:t>Talltita – ekologi samt krav på livsmiljön</w:t>
+        <w:t>Duvhök – ekologi samt krav på livsmiljön</w:t>
       </w:r>
     </w:p>
     <w:p>
       <w:r>
-        <w:t>Talltita är rödlistad som NT, fridlyst och prioriterad art i Skogsvårdslagen. Den omfattas av EU:s fågeldirektiv. Arten har minskat kraftigt de senaste 30 åren och minskningstakten innevarande 10-årsperiod beräknas till 20 (10–30) % (SLU Artdatabanken, 2022).</w:t>
+        <w:t>Duvhök (NT, §4) är rödlistad som nära hotad och fridlyst enligt 4§ artskyddsförordningen. Arten har minskat med 15 (0–30) % under de senaste 18 åren och minskningstakten för den svenska populationen bedöms vara nära gränsvärdet för sårbar (VU). Bedömningen baseras på direkt observation, ett för arten lämpligt abundansindex och minskad geografisk utbredning och/eller försämrad habitatkvalitet (allt yngre och tätare skogar vilket försvårar för boplacering samt missgynnar jaktmöjligheterna) (SLU Artdatabanken, 2026).</w:t>
       </w:r>
     </w:p>
     <w:p>
       <w:r>
-        <w:t>Talltita föredrar större sammanhängande barrskogar, och finns såväl i tallskog som granskog och i lövblandad barrskog. Skogens struktur är viktig och ska helst vara flerskiktad med riklig underväxt av mindre granar, björk och andra lövträd och buskar. Tillgång på murknande högstubbar är särskilt viktig, eftersom talltitan helst själv hackar ut sitt bohål (SLU Artdatabanken, 2022).</w:t>
+        <w:t>Duvhöken är starkt bunden till skogsmark, såväl för häckning som födosök. Den påträffas oftast i större skogsområden med äldre skog, men kan ibland även häcka i dungar i områden dominerade av öppen mark. De gamla fåglarna är i huvudsak stationära i sina revir. Duvhöken jagar helst inne i äldre skog och missgynnas av stora hyggen och täta planteringar (Skogsstyrelsen, 2016).</w:t>
       </w:r>
     </w:p>
     <w:p>
       <w:r>
-        <w:t>Det finns flera studier som visar att talltita är känslig för gallring och inte överlever när dess livsmiljö kalavverkas (Eggers and Low, 2014; Griesser et al., 2007; Klein, 2020). Talltitans revir är förhållandevis stora, 10–20 hektar och arten missgynnas när skogen fragmenteras. Kalavverkning av större delar av reviret innebär att det överges (Artdatabanken, 2021).</w:t>
+        <w:t>Boet läggs inne i tät, oftast äldre skog. Kantzoner mot öppen mark undviks och duvhöken är därför känsligare för slutavverkning än flera andra rovfåglar. Boträdet måste vara grovgrenigt och är oftast en äldre gran eller tall, i sydligaste Sverige är bok vanligt. Duvhöken är beroende av insynsskyddade boplatser. Friställande av boträd eller avverkning så att boplatsen är exponerad mot öppen mark, medför att platsen överges. Samma bo kan användas flera år i rad, men likt andra rovfåglar har den normalt ett eller flera alternativa bon (Skogsstyrelsen, 2016). Eftersom duvhöken helst häckar i gammal skog, är dess häckningsplatser i princip alltid mer eller mindre hotade av skogsbruk och avverkningar (SLU Artdatabanken, 2026).</w:t>
       </w:r>
     </w:p>
     <w:p>
       <w:r>
-        <w:t>Talltitan är synnerligen trogen sitt revir så länge paret lever och biotopen förblir intakt. Paret stannar i sitt revir året om. En förlust av ett revir har därför en stor inverkan på den lokala populationen och trakthyggesbruket anses vara orsak till den svenska populationens kraftiga minskning. Talltiteparets revirtrohet innebär att närhelst under året man observerar en adult talltita så ingår denna plats i reviret (Siffczyk et al., 2003; Ekman, 1979).</w:t>
+        <w:t>Den viktigaste begränsande faktorn för duvhökspopulationen i stort är födan och ett allvarligare problem är därför den av skogsbruket orsakade storskaliga omvandlingen och utarmningen av skogslandskapet, som kan påverka såväl duvhökens möjlighet att jaga som förekomsten av viktiga byten. Duvhökens jaktteknik gör den beroende av landskapets utformning och sammansättning och dess preferens för gammal skog tyder på att den är anpassad till att jaga i skog som är “lagom” tät. I öppnare biotoper, till exempel hyggen, kommer dess jaktteknik inte till sin rätt och i tätare biotoper, t.ex. ungskogar, har den relativt stora duvhöken svårt att manövrera (SLU Artdatabanken, 2026).</w:t>
       </w:r>
     </w:p>
     <w:p>
@@ -499,82 +578,26 @@
         <w:pStyle w:val="Heading2"/>
       </w:pPr>
       <w:r>
-        <w:t>Referenser – talltita</w:t>
+        <w:t>Referenser – duvhök</w:t>
       </w:r>
     </w:p>
     <w:p>
       <w:r>
-        <w:t xml:space="preserve">Eggers, S., Low, M., 2014. </w:t>
+        <w:t xml:space="preserve">Skogsstyrelsen, 2016. </w:t>
       </w:r>
       <w:r>
         <w:rPr>
           <w:i/>
         </w:rPr>
-        <w:t xml:space="preserve">Differential demographic responses of sympatric Parids to vegetation management in boreal forest. </w:t>
-      </w:r>
-      <w:r>
-        <w:t>For. Ecol. Manage. 319, 169–175.</w:t>
+        <w:t xml:space="preserve">Duvhök – Vägledning för hänsyn till fåglar. </w:t>
+      </w:r>
+      <w:r>
+        <w:t>https://www.skogsstyrelsen.se/globalassets/lag-och-tillsyn/artskydd/vagledningar-for-hansyn-till-faglar/duvhok-vagledning-hansyn2.pdf</w:t>
       </w:r>
     </w:p>
     <w:p>
       <w:r>
-        <w:t xml:space="preserve">Ekman, J., 1979. </w:t>
-      </w:r>
-      <w:r>
-        <w:rPr>
-          <w:i/>
-        </w:rPr>
-        <w:t xml:space="preserve">Coherence, composition and territories of winter social groups of the Willow Tit Parus montanus and the Crested Tit P. cristatus. </w:t>
-      </w:r>
-      <w:r>
-        <w:t>Ornis Scandinavica, 10, pp 56–68</w:t>
-      </w:r>
-    </w:p>
-    <w:p>
-      <w:r>
-        <w:t xml:space="preserve">Griesser, M., Nystrand, M., Eggers, S., Ekman, J., 2007. </w:t>
-      </w:r>
-      <w:r>
-        <w:rPr>
-          <w:i/>
-        </w:rPr>
-        <w:t xml:space="preserve">Impact of forestry practices on fitness correlates and population productivity in an open-nesting bird species. </w:t>
-      </w:r>
-      <w:r>
-        <w:t>Conserv. Biol. 21, 767–774. https://doi.org/10.1111/j.1523- 1739.2007.00675.x</w:t>
-      </w:r>
-    </w:p>
-    <w:p>
-      <w:r>
-        <w:t xml:space="preserve">Klein, J., 2020. </w:t>
-      </w:r>
-      <w:r>
-        <w:rPr>
-          <w:i/>
-        </w:rPr>
-        <w:t xml:space="preserve">The forgotten forest – On thinning, retention, and biodiversity in the boreal forest. </w:t>
-      </w:r>
-      <w:r>
-        <w:t>Doctoral Thesis No. 2020:50</w:t>
-      </w:r>
-    </w:p>
-    <w:p>
-      <w:r>
-        <w:t xml:space="preserve">Siffczyk, C., Brotons, L., Kangas, K., Orell, M., 2003. </w:t>
-      </w:r>
-      <w:r>
-        <w:rPr>
-          <w:i/>
-        </w:rPr>
-        <w:t xml:space="preserve">Home range size of willow tits. </w:t>
-      </w:r>
-      <w:r>
-        <w:t>Oecologica, 136, 635–642 (2003)</w:t>
-      </w:r>
-    </w:p>
-    <w:p>
-      <w:r>
-        <w:t xml:space="preserve">SLU Artdatabanken, 2021. </w:t>
+        <w:t xml:space="preserve">SLU Artdatabanken, 2026. </w:t>
       </w:r>
       <w:r>
         <w:rPr>
@@ -591,35 +614,22 @@
         <w:pStyle w:val="Heading1"/>
       </w:pPr>
       <w:r>
-        <w:t>Spillkråka – ekologi samt krav på livsmiljön</w:t>
+        <w:t>Nordfladdermus – ekologi samt krav på livsmiljön</w:t>
       </w:r>
     </w:p>
     <w:p>
       <w:r>
-        <w:t xml:space="preserve">Spillkråka (§4) ingår i bilaga 1 EU:s fågeldirektiv och är typisk art för </w:t>
-      </w:r>
-      <w:r>
-        <w:rPr>
-          <w:i/>
-        </w:rPr>
-        <w:t xml:space="preserve">9010 Taiga </w:t>
-      </w:r>
-      <w:r>
-        <w:t>och</w:t>
-      </w:r>
-      <w:r>
-        <w:rPr>
-          <w:i/>
-        </w:rPr>
-        <w:t xml:space="preserve"> 9740 Skogsbevuxen myr</w:t>
-      </w:r>
-      <w:r>
-        <w:t>. Den lever i både barr- och blandskog liksom i ren lövskog. De tätaste populationerna tenderar att finnas i äldre, variationsrik blandskog med gott om död ved och gamla träd. Varje par utnyttjar 400–1000 hektar skog beroende på skogens kvalitet. Skogsbruk med korta omloppstider och täta, homogena ungskogar utgör det största hotet (SLU Artdatabanken, 2026).</w:t>
+        <w:t>Nordfladdermus (NT, §4a) omfattas av bilaga 4 EU:s art- och habitatdirektiv vilket innebär ett strikt skydd för arten och dess livsmiljöer. Arten har minskat med 27,5 (5–50) % under de senaste 21 åren och minskningstakten för den svenska populationen bedöms vara nära gränsvärdet för Sårbar (VU). (A2bc) (SLU Artdatabanken, 2024).</w:t>
       </w:r>
     </w:p>
     <w:p>
       <w:r>
-        <w:t>Spillkråka är en nyckelart i skogliga miljöer vars övergivna bohål utnyttjas av flera andra hålhäckande fågelarter och fladdermöss, däribland pärluggla (EN, §4), knipa (§4), salskrake (§4) och skogsduva (§4). Hökuggla (VU, §4) och slaguggla (§4) häckar ofta i högstubbar som brutits av i höjd med ett gammalt spillkråkebo (Skogsstyrelsen, 2016).</w:t>
+        <w:t>Nordfladdermus föredrar variationsrik skog med förekomst av sjöar, vattendrag och våtmarker och hittas framförallt i halvöppna miljöer som trädbärande beteshagar och i kantzoner mellan skog och odlingsmark. Den undviker stora öppna områden som stora hyggen och större sammanhängande planteringar vilket minskar längden bryn och landskapets heterogenitet och därmed födotillgången och mängden lämpliga jaktplatser. Skogsbruksåtgärder som leder till minskad förekomst av äldre, gles skog och då särskilt tillgång på hålträd och träd med löst sittande bark kan leda till brist på koloniplatser och viloplatser (SLU Artdatabanken, 2024; Skogsstyrelsen, 2016).</w:t>
+      </w:r>
+    </w:p>
+    <w:p>
+      <w:r>
+        <w:t>Fladdermöss är beroende av hänsyn på landskapsnivå och det är viktigt att alla typer av vatten och våtmarker samt fuktiga skogspartier återställs och bevaras. Sväm- och sumpskog ska alltid sparas, och äldre lövmiljöer bör alltid sparas för födosök, koloniplatser och viloplatser. Utöver kantzoner mot vatten och våtmarker bör tillräckligt breda skyddszoner av uppväxt skog sparas för att skapa och bevara vindskyddade födosöksmiljöer. Genom att binda samman befintliga skogsbestånd med korridorer av uppvuxen skog skapas ett fladdermusvänligt landskap (SLU Artdatabanken, 2024; Skogsstyrelsen, 2016).</w:t>
       </w:r>
     </w:p>
     <w:p>
@@ -627,7 +637,7 @@
         <w:pStyle w:val="Heading2"/>
       </w:pPr>
       <w:r>
-        <w:t>Referenser – spillkråka</w:t>
+        <w:t>Referenser – nordfladdermus</w:t>
       </w:r>
     </w:p>
     <w:p>
@@ -638,24 +648,24 @@
         <w:rPr>
           <w:i/>
         </w:rPr>
-        <w:t xml:space="preserve">Vägledning för hänsyn till spillkråka. </w:t>
-      </w:r>
-      <w:r>
-        <w:t>Vägledningar och kunskapsstöd artskydd – Skogsstyrelsen.</w:t>
+        <w:t xml:space="preserve">Vägledning för hänsyn till nordfladdermus. </w:t>
+      </w:r>
+      <w:r>
+        <w:t>Vägledningar och kunskapsstöd artskydd - Skogsstyrelsen</w:t>
       </w:r>
     </w:p>
     <w:p>
       <w:r>
-        <w:t xml:space="preserve">SLU Artdatabanken, 2026. </w:t>
+        <w:t>SLU Artdatabanken, 2024.</w:t>
       </w:r>
       <w:r>
         <w:rPr>
           <w:i/>
         </w:rPr>
-        <w:t xml:space="preserve">Artfaktablad. Naturvård – artfakta. </w:t>
-      </w:r>
-      <w:r>
-        <w:t>SLU Artdatabanken, Uppsala.</w:t>
+        <w:t xml:space="preserve">  Artfakta: nordfladdermus (Eptesicus nilssonii). </w:t>
+      </w:r>
+      <w:r>
+        <w:t>https://artfakta.se/taxa/205998</w:t>
       </w:r>
     </w:p>
     <w:p>
@@ -663,35 +673,27 @@
         <w:pStyle w:val="Heading1"/>
       </w:pPr>
       <w:r>
-        <w:t>Tjäder – ekologi samt krav på livsmiljön</w:t>
+        <w:t>Talltita – ekologi samt krav på livsmiljön</w:t>
       </w:r>
     </w:p>
     <w:p>
       <w:r>
-        <w:t xml:space="preserve">Tjäder (§4) omfattas av bilaga 1 och 2 EU:s fågeldirektiv och är typisk art för </w:t>
-      </w:r>
-      <w:r>
-        <w:rPr>
-          <w:i/>
-        </w:rPr>
-        <w:t xml:space="preserve">9010 Taiga </w:t>
-      </w:r>
-      <w:r>
-        <w:t xml:space="preserve">och </w:t>
-      </w:r>
-      <w:r>
-        <w:rPr>
-          <w:i/>
-        </w:rPr>
-        <w:t>9740 Skogsbevuxen myr</w:t>
-      </w:r>
-      <w:r>
-        <w:t>. Tjädern är en utpräglad skogsfågel knuten till större sammanhängande barrskogsområden. Tupparna och hönorna utnyttjar till viss del olika miljöer, och habitatvalet varierar dessutom mellan olika delar av året. För att det ska finnas livskraftiga tjäderbestånd krävs funktionella skogslandskap med en blandning av uppvuxen, gles och luckig skog, täta sumpskogar, myrar och andra små våtmarker (Skogsstyrelsen, 2019; SLU Artdatabanken 2024).</w:t>
+        <w:t>Talltita är rödlistad som NT, fridlyst och prioriterad art i Skogsvårdslagen. Den omfattas av EU:s fågeldirektiv. Arten har minskat kraftigt de senaste 30 åren och minskningstakten innevarande 10-årsperiod beräknas till 20 (10–30) % (SLU Artdatabanken, 2022).</w:t>
       </w:r>
     </w:p>
     <w:p>
       <w:r>
-        <w:t>Arten försvinner när skogen fragmenteras och den sammanlagda arealen hyggen och andra öppna områden blir för stor. Ett småskaligt och försiktigt virkesuttag genom hyggesfria metoder kan i vissa fall vara möjligt i området inom 200 m från lekcentrum. Längre ut från lekcentrum, inom 200–500 m bör den avverkade ytan inte överskrida 1 hektar för att undvika alltför stora och snabba förändringar (Skogsstyrelsen, 2019).</w:t>
+        <w:t>Talltita föredrar större sammanhängande barrskogar, och finns såväl i tallskog som granskog och i lövblandad barrskog. Skogens struktur är viktig och ska helst vara flerskiktad med riklig underväxt av mindre granar, björk och andra lövträd och buskar. Tillgång på murknande högstubbar är särskilt viktig, eftersom talltitan helst själv hackar ut sitt bohål (SLU Artdatabanken, 2022).</w:t>
+      </w:r>
+    </w:p>
+    <w:p>
+      <w:r>
+        <w:t>Det finns flera studier som visar att talltita är känslig för gallring och inte överlever när dess livsmiljö kalavverkas (Eggers and Low, 2014; Griesser et al., 2007; Klein, 2020). Talltitans revir är förhållandevis stora, 10–20 hektar och arten missgynnas när skogen fragmenteras. Kalavverkning av större delar av reviret innebär att det överges (Artdatabanken, 2021).</w:t>
+      </w:r>
+    </w:p>
+    <w:p>
+      <w:r>
+        <w:t>Talltitan är synnerligen trogen sitt revir så länge paret lever och biotopen förblir intakt. Paret stannar i sitt revir året om. En förlust av ett revir har därför en stor inverkan på den lokala populationen och trakthyggesbruket anses vara orsak till den svenska populationens kraftiga minskning. Talltiteparets revirtrohet innebär att närhelst under året man observerar en adult talltita så ingår denna plats i reviret (Siffczyk et al., 2003; Ekman, 1979).</w:t>
       </w:r>
     </w:p>
     <w:p>
@@ -699,6 +701,206 @@
         <w:pStyle w:val="Heading2"/>
       </w:pPr>
       <w:r>
+        <w:t>Referenser – talltita</w:t>
+      </w:r>
+    </w:p>
+    <w:p>
+      <w:r>
+        <w:t xml:space="preserve">Eggers, S., Low, M., 2014. </w:t>
+      </w:r>
+      <w:r>
+        <w:rPr>
+          <w:i/>
+        </w:rPr>
+        <w:t xml:space="preserve">Differential demographic responses of sympatric Parids to vegetation management in boreal forest. </w:t>
+      </w:r>
+      <w:r>
+        <w:t>For. Ecol. Manage. 319, 169–175.</w:t>
+      </w:r>
+    </w:p>
+    <w:p>
+      <w:r>
+        <w:t xml:space="preserve">Ekman, J., 1979. </w:t>
+      </w:r>
+      <w:r>
+        <w:rPr>
+          <w:i/>
+        </w:rPr>
+        <w:t xml:space="preserve">Coherence, composition and territories of winter social groups of the Willow Tit Parus montanus and the Crested Tit P. cristatus. </w:t>
+      </w:r>
+      <w:r>
+        <w:t>Ornis Scandinavica, 10, pp 56–68</w:t>
+      </w:r>
+    </w:p>
+    <w:p>
+      <w:r>
+        <w:t xml:space="preserve">Griesser, M., Nystrand, M., Eggers, S., Ekman, J., 2007. </w:t>
+      </w:r>
+      <w:r>
+        <w:rPr>
+          <w:i/>
+        </w:rPr>
+        <w:t xml:space="preserve">Impact of forestry practices on fitness correlates and population productivity in an open-nesting bird species. </w:t>
+      </w:r>
+      <w:r>
+        <w:t>Conserv. Biol. 21, 767–774. https://doi.org/10.1111/j.1523- 1739.2007.00675.x</w:t>
+      </w:r>
+    </w:p>
+    <w:p>
+      <w:r>
+        <w:t xml:space="preserve">Klein, J., 2020. </w:t>
+      </w:r>
+      <w:r>
+        <w:rPr>
+          <w:i/>
+        </w:rPr>
+        <w:t xml:space="preserve">The forgotten forest – On thinning, retention, and biodiversity in the boreal forest. </w:t>
+      </w:r>
+      <w:r>
+        <w:t>Doctoral Thesis No. 2020:50</w:t>
+      </w:r>
+    </w:p>
+    <w:p>
+      <w:r>
+        <w:t xml:space="preserve">Siffczyk, C., Brotons, L., Kangas, K., Orell, M., 2003. </w:t>
+      </w:r>
+      <w:r>
+        <w:rPr>
+          <w:i/>
+        </w:rPr>
+        <w:t xml:space="preserve">Home range size of willow tits. </w:t>
+      </w:r>
+      <w:r>
+        <w:t>Oecologica, 136, 635–642 (2003)</w:t>
+      </w:r>
+    </w:p>
+    <w:p>
+      <w:r>
+        <w:t xml:space="preserve">SLU Artdatabanken, 2021. </w:t>
+      </w:r>
+      <w:r>
+        <w:rPr>
+          <w:i/>
+        </w:rPr>
+        <w:t xml:space="preserve">Artfaktablad. Naturvård – artfakta. </w:t>
+      </w:r>
+      <w:r>
+        <w:t>SLU Artdatabanken, Uppsala</w:t>
+      </w:r>
+    </w:p>
+    <w:p>
+      <w:pPr>
+        <w:pStyle w:val="Heading1"/>
+      </w:pPr>
+      <w:r>
+        <w:t>Spillkråka – ekologi samt krav på livsmiljön</w:t>
+      </w:r>
+    </w:p>
+    <w:p>
+      <w:r>
+        <w:t xml:space="preserve">Spillkråka (§4) ingår i bilaga 1 EU:s fågeldirektiv och är typisk art för </w:t>
+      </w:r>
+      <w:r>
+        <w:rPr>
+          <w:i/>
+        </w:rPr>
+        <w:t xml:space="preserve">9010 Taiga </w:t>
+      </w:r>
+      <w:r>
+        <w:t>och</w:t>
+      </w:r>
+      <w:r>
+        <w:rPr>
+          <w:i/>
+        </w:rPr>
+        <w:t xml:space="preserve"> 9740 Skogsbevuxen myr</w:t>
+      </w:r>
+      <w:r>
+        <w:t>. Den lever i både barr- och blandskog liksom i ren lövskog. De tätaste populationerna tenderar att finnas i äldre, variationsrik blandskog med gott om död ved och gamla träd. Varje par utnyttjar 400–1000 hektar skog beroende på skogens kvalitet. Skogsbruk med korta omloppstider och täta, homogena ungskogar utgör det största hotet (SLU Artdatabanken, 2026).</w:t>
+      </w:r>
+    </w:p>
+    <w:p>
+      <w:r>
+        <w:t>Spillkråka är en nyckelart i skogliga miljöer vars övergivna bohål utnyttjas av flera andra hålhäckande fågelarter och fladdermöss, däribland pärluggla (EN, §4), knipa (§4), salskrake (§4) och skogsduva (§4). Hökuggla (VU, §4) och slaguggla (§4) häckar ofta i högstubbar som brutits av i höjd med ett gammalt spillkråkebo (Skogsstyrelsen, 2016).</w:t>
+      </w:r>
+    </w:p>
+    <w:p>
+      <w:pPr>
+        <w:pStyle w:val="Heading2"/>
+      </w:pPr>
+      <w:r>
+        <w:t>Referenser – spillkråka</w:t>
+      </w:r>
+    </w:p>
+    <w:p>
+      <w:r>
+        <w:t xml:space="preserve">Skogsstyrelsen, 2016. </w:t>
+      </w:r>
+      <w:r>
+        <w:rPr>
+          <w:i/>
+        </w:rPr>
+        <w:t xml:space="preserve">Vägledning för hänsyn till spillkråka. </w:t>
+      </w:r>
+      <w:r>
+        <w:t>Vägledningar och kunskapsstöd artskydd – Skogsstyrelsen.</w:t>
+      </w:r>
+    </w:p>
+    <w:p>
+      <w:r>
+        <w:t xml:space="preserve">SLU Artdatabanken, 2026. </w:t>
+      </w:r>
+      <w:r>
+        <w:rPr>
+          <w:i/>
+        </w:rPr>
+        <w:t xml:space="preserve">Artfaktablad. Naturvård – artfakta. </w:t>
+      </w:r>
+      <w:r>
+        <w:t>SLU Artdatabanken, Uppsala.</w:t>
+      </w:r>
+    </w:p>
+    <w:p>
+      <w:pPr>
+        <w:pStyle w:val="Heading1"/>
+      </w:pPr>
+      <w:r>
+        <w:t>Tjäder – ekologi samt krav på livsmiljön</w:t>
+      </w:r>
+    </w:p>
+    <w:p>
+      <w:r>
+        <w:t xml:space="preserve">Tjäder (§4) omfattas av bilaga 1 och 2 EU:s fågeldirektiv och är typisk art för </w:t>
+      </w:r>
+      <w:r>
+        <w:rPr>
+          <w:i/>
+        </w:rPr>
+        <w:t xml:space="preserve">9010 Taiga </w:t>
+      </w:r>
+      <w:r>
+        <w:t xml:space="preserve">och </w:t>
+      </w:r>
+      <w:r>
+        <w:rPr>
+          <w:i/>
+        </w:rPr>
+        <w:t>9740 Skogsbevuxen myr</w:t>
+      </w:r>
+      <w:r>
+        <w:t>. Tjädern är en utpräglad skogsfågel knuten till större sammanhängande barrskogsområden. Tupparna och hönorna utnyttjar till viss del olika miljöer, och habitatvalet varierar dessutom mellan olika delar av året. För att det ska finnas livskraftiga tjäderbestånd krävs funktionella skogslandskap med en blandning av uppvuxen, gles och luckig skog, täta sumpskogar, myrar och andra små våtmarker (Skogsstyrelsen, 2019; SLU Artdatabanken 2024).</w:t>
+      </w:r>
+    </w:p>
+    <w:p>
+      <w:r>
+        <w:t>Arten försvinner när skogen fragmenteras och den sammanlagda arealen hyggen och andra öppna områden blir för stor. Ett småskaligt och försiktigt virkesuttag genom hyggesfria metoder kan i vissa fall vara möjligt i området inom 200 m från lekcentrum. Längre ut från lekcentrum, inom 200–500 m bör den avverkade ytan inte överskrida 1 hektar för att undvika alltför stora och snabba förändringar (Skogsstyrelsen, 2019).</w:t>
+      </w:r>
+    </w:p>
+    <w:p>
+      <w:pPr>
+        <w:pStyle w:val="Heading2"/>
+      </w:pPr>
+      <w:r>
         <w:t>Referenser – tjäder</w:t>
       </w:r>
     </w:p>
@@ -725,6 +927,60 @@
       </w:r>
       <w:r>
         <w:t>SLU Artdatabanken, Uppsala</w:t>
+      </w:r>
+    </w:p>
+    <w:p>
+      <w:pPr>
+        <w:pStyle w:val="Heading1"/>
+      </w:pPr>
+      <w:r>
+        <w:t>Dvärgpipistrell – ekologi samt krav på livsmiljön</w:t>
+      </w:r>
+    </w:p>
+    <w:p>
+      <w:r>
+        <w:t>Dvärgpipistrell (§4a) omfattas av bilaga 4 EU:s art- och habitatdirektiv vilket innebär ett strikt skydd för arten och dess livsmiljöer. Arten förekommer i alla typer av glesare skogar men föredrar framförallt lövskog. Den födosöker inne bland träden och man hittar den i trädbärande beteshagar, i kantzoner mellan skog och odlingsmark, i närheten av vatten och i bymiljöer. Den undviker stora sammanhängande öppna miljöer såsom åkrar och hyggen. Skogsbruksåtgärder som leder till minskad förekomst av äldre, gles skog och då särskilt tillgång på hålträd och träd med löst sittande bark kan leda till brist på koloniplatser och viloplatser (SLU Artdatabanken, 2024; Skogsstyrelsen, 2016).</w:t>
+      </w:r>
+    </w:p>
+    <w:p>
+      <w:r>
+        <w:t>Fladdermöss är beroende av hänsyn på landskapsnivå och det är viktigt att alla typer av vatten och våtmarker samt fuktiga skogspartier återställs och bevaras. Sväm- och sumpskog ska alltid sparas, och äldre lövmiljöer bör alltid sparas för födosök, koloniplatser och viloplatser. Utöver kantzoner mot vatten och våtmarker bör tillräckligt breda skyddszoner av uppväxt skog sparas för att skapa och bevara vindskyddade födosöksmiljöer. Genom att binda samman befintliga skogsbestånd med korridorer av uppvuxen skog skapas ett fladdermusvänligt landskap (SLU Artdatabanken, 2024; Skogsstyrelsen, 2016).</w:t>
+      </w:r>
+    </w:p>
+    <w:p>
+      <w:pPr>
+        <w:pStyle w:val="Heading2"/>
+      </w:pPr>
+      <w:r>
+        <w:t>Referenser – dvärgpipistrell</w:t>
+      </w:r>
+    </w:p>
+    <w:p>
+      <w:r>
+        <w:t xml:space="preserve">Skogsstyrelsen, 2016. </w:t>
+      </w:r>
+      <w:r>
+        <w:rPr>
+          <w:i/>
+        </w:rPr>
+        <w:t xml:space="preserve">Vägledning för hänsyn till pipistrell. </w:t>
+      </w:r>
+      <w:r>
+        <w:t>Vägledningar och kunskapsstöd artskydd - Skogsstyrelsen</w:t>
+      </w:r>
+    </w:p>
+    <w:p>
+      <w:r>
+        <w:t>SLU Artdatabanken, 2024.</w:t>
+      </w:r>
+      <w:r>
+        <w:rPr>
+          <w:i/>
+        </w:rPr>
+        <w:t xml:space="preserve">  Artfakta: dvärgpipistrell (Pipistrellus pygmaeus). </w:t>
+      </w:r>
+      <w:r>
+        <w:t>https://artfakta.se/taxa/205995</w:t>
       </w:r>
     </w:p>
     <w:p>
@@ -1167,7 +1423,7 @@
     <w:r>
       <w:tab/>
       <w:tab/>
-      <w:t>2026-08-14</w:t>
+      <w:t>2026-08-15</w:t>
       <w:br/>
       <w:br/>
     </w:r>

--- a/tillsyn/A 22870-2026 tillsynsbegäran.docx
+++ b/tillsyn/A 22870-2026 tillsynsbegäran.docx
@@ -1423,7 +1423,7 @@
     <w:r>
       <w:tab/>
       <w:tab/>
-      <w:t>2026-08-15</w:t>
+      <w:t>2026-08-16</w:t>
       <w:br/>
       <w:br/>
     </w:r>

--- a/tillsyn/A 22870-2026 tillsynsbegäran.docx
+++ b/tillsyn/A 22870-2026 tillsynsbegäran.docx
@@ -1423,7 +1423,7 @@
     <w:r>
       <w:tab/>
       <w:tab/>
-      <w:t>2026-08-16</w:t>
+      <w:t>2026-08-17</w:t>
       <w:br/>
       <w:br/>
     </w:r>

--- a/tillsyn/A 22870-2026 tillsynsbegäran.docx
+++ b/tillsyn/A 22870-2026 tillsynsbegäran.docx
@@ -1423,7 +1423,7 @@
     <w:r>
       <w:tab/>
       <w:tab/>
-      <w:t>2026-08-17</w:t>
+      <w:t>2026-08-18</w:t>
       <w:br/>
       <w:br/>
     </w:r>

--- a/tillsyn/A 22870-2026 tillsynsbegäran.docx
+++ b/tillsyn/A 22870-2026 tillsynsbegäran.docx
@@ -1423,7 +1423,7 @@
     <w:r>
       <w:tab/>
       <w:tab/>
-      <w:t>2026-08-18</w:t>
+      <w:t>2026-08-19</w:t>
       <w:br/>
       <w:br/>
     </w:r>

--- a/tillsyn/A 22870-2026 tillsynsbegäran.docx
+++ b/tillsyn/A 22870-2026 tillsynsbegäran.docx
@@ -1423,7 +1423,7 @@
     <w:r>
       <w:tab/>
       <w:tab/>
-      <w:t>2026-08-19</w:t>
+      <w:t>2026-08-20</w:t>
       <w:br/>
       <w:br/>
     </w:r>

--- a/tillsyn/A 22870-2026 tillsynsbegäran.docx
+++ b/tillsyn/A 22870-2026 tillsynsbegäran.docx
@@ -1423,7 +1423,7 @@
     <w:r>
       <w:tab/>
       <w:tab/>
-      <w:t>2026-08-20</w:t>
+      <w:t>2026-08-21</w:t>
       <w:br/>
       <w:br/>
     </w:r>

--- a/tillsyn/A 22870-2026 tillsynsbegäran.docx
+++ b/tillsyn/A 22870-2026 tillsynsbegäran.docx
@@ -1423,7 +1423,7 @@
     <w:r>
       <w:tab/>
       <w:tab/>
-      <w:t>2026-08-21</w:t>
+      <w:t>2026-08-22</w:t>
       <w:br/>
       <w:br/>
     </w:r>
